--- a/lessons/5-5/downloads/5-5-notes-teacher.docx
+++ b/lessons/5-5/downloads/5-5-notes-teacher.docx
@@ -14,7 +14,7 @@
           <w:sz w:val="18"/>
           <w:szCs w:val="18"/>
         </w:rPr>
-        <w:t xml:space="preserve">UNIT 5  ·  LESSON 5      STANDARD 6.G.1</w:t>
+        <w:t xml:space="preserve">UNIT 5  ·  LESSON 5      STANDARD 6.GR.1</w:t>
       </w:r>
     </w:p>
     <w:p>
@@ -2426,6 +2426,32 @@
     </w:p>
     <w:p>
       <w:pPr>
+        <w:pStyle w:val="Heading2"/>
+        <w:spacing w:after="80" w:before="180"/>
+      </w:pPr>
+      <w:r>
+        <w:rPr>
+          <w:b/>
+          <w:bCs/>
+          <w:color w:val="12355B"/>
+          <w:sz w:val="24"/>
+          <w:szCs w:val="24"/>
+        </w:rPr>
+        <w:t xml:space="preserve">Level 1 Support</w:t>
+      </w:r>
+      <w:r>
+        <w:rPr>
+          <w:i/>
+          <w:iCs/>
+          <w:color w:val="1FA6A2"/>
+          <w:sz w:val="19"/>
+          <w:szCs w:val="19"/>
+        </w:rPr>
+        <w:t xml:space="preserve">   extra scaffolding</w:t>
+      </w:r>
+    </w:p>
+    <w:p>
+      <w:pPr>
         <w:keepNext/>
         <w:spacing w:after="60" w:before="160"/>
       </w:pPr>
@@ -2686,266 +2712,6 @@
     </w:tbl>
     <w:p>
       <w:pPr>
-        <w:keepNext/>
-        <w:spacing w:after="60" w:before="160"/>
-      </w:pPr>
-      <w:r>
-        <w:rPr>
-          <w:b/>
-          <w:bCs/>
-          <w:color w:val="12355B"/>
-          <w:sz w:val="22"/>
-          <w:szCs w:val="22"/>
-        </w:rPr>
-        <w:t xml:space="preserve">3.  </w:t>
-      </w:r>
-      <w:r>
-        <w:rPr>
-          <w:b/>
-          <w:bCs/>
-          <w:sz w:val="21"/>
-          <w:szCs w:val="21"/>
-        </w:rPr>
-        <w:t xml:space="preserve">Plan 1 — Office wing: the floor plan is a 7 ft by 5 ft rectangle with a triangular reading nook (base 7 ft, height 4 ft) joined on top. Decompose it and ADD the areas. What is the total floor area?</w:t>
-      </w:r>
-    </w:p>
-    <w:p>
-      <w:pPr>
-        <w:spacing w:after="40"/>
-        <w:ind w:left="420"/>
-      </w:pPr>
-      <w:r>
-        <w:rPr>
-          <w:sz w:val="20"/>
-          <w:szCs w:val="20"/>
-        </w:rPr>
-        <w:t xml:space="preserve">A)  49 sq ft</w:t>
-      </w:r>
-    </w:p>
-    <w:p>
-      <w:pPr>
-        <w:spacing w:after="40"/>
-        <w:ind w:left="420"/>
-      </w:pPr>
-      <w:r>
-        <w:rPr>
-          <w:sz w:val="20"/>
-          <w:szCs w:val="20"/>
-        </w:rPr>
-        <w:t xml:space="preserve">B)  35 sq ft</w:t>
-      </w:r>
-    </w:p>
-    <w:p>
-      <w:pPr>
-        <w:spacing w:after="40"/>
-        <w:ind w:left="420"/>
-      </w:pPr>
-      <w:r>
-        <w:rPr>
-          <w:sz w:val="20"/>
-          <w:szCs w:val="20"/>
-        </w:rPr>
-        <w:t xml:space="preserve">C)  14 sq ft</w:t>
-      </w:r>
-    </w:p>
-    <w:p>
-      <w:pPr>
-        <w:spacing w:after="40"/>
-        <w:ind w:left="420"/>
-      </w:pPr>
-      <w:r>
-        <w:rPr>
-          <w:sz w:val="20"/>
-          <w:szCs w:val="20"/>
-        </w:rPr>
-        <w:t xml:space="preserve">D)  63 sq ft</w:t>
-      </w:r>
-    </w:p>
-    <w:p>
-      <w:pPr>
-        <w:spacing w:after="20"/>
-      </w:pPr>
-      <w:r>
-        <w:t xml:space="preserve"/>
-      </w:r>
-    </w:p>
-    <w:tbl>
-      <w:tblPr>
-        <w:tblW w:type="pct" w:w="100%"/>
-        <w:tblBorders>
-          <w:top w:val="single" w:color="C7D2DD" w:sz="6"/>
-          <w:left w:val="single" w:color="C7D2DD" w:sz="6"/>
-          <w:bottom w:val="single" w:color="C7D2DD" w:sz="6"/>
-          <w:right w:val="single" w:color="C7D2DD" w:sz="6"/>
-          <w:insideH w:val="single" w:color="auto" w:sz="4"/>
-          <w:insideV w:val="single" w:color="auto" w:sz="4"/>
-        </w:tblBorders>
-      </w:tblPr>
-      <w:tblGrid>
-        <w:gridCol w:w="100"/>
-      </w:tblGrid>
-      <w:tr>
-        <w:tc>
-          <w:tcPr>
-            <w:shd w:fill="FBF3E2" w:color="auto" w:val="clear"/>
-            <w:tcMar>
-              <w:top w:type="dxa" w:w="60"/>
-              <w:left w:type="dxa" w:w="120"/>
-              <w:bottom w:type="dxa" w:w="60"/>
-              <w:right w:type="dxa" w:w="120"/>
-            </w:tcMar>
-          </w:tcPr>
-          <w:p>
-            <w:pPr>
-              <w:spacing w:after="0" w:line="320"/>
-            </w:pPr>
-            <w:r>
-              <w:t xml:space="preserve"/>
-            </w:r>
-          </w:p>
-          <w:p>
-            <w:pPr>
-              <w:spacing w:after="0" w:line="320"/>
-            </w:pPr>
-            <w:r>
-              <w:t xml:space="preserve"/>
-            </w:r>
-          </w:p>
-        </w:tc>
-      </w:tr>
-    </w:tbl>
-    <w:p>
-      <w:pPr>
-        <w:keepNext/>
-        <w:spacing w:after="60" w:before="160"/>
-      </w:pPr>
-      <w:r>
-        <w:rPr>
-          <w:b/>
-          <w:bCs/>
-          <w:color w:val="12355B"/>
-          <w:sz w:val="22"/>
-          <w:szCs w:val="22"/>
-        </w:rPr>
-        <w:t xml:space="preserve">4.  </w:t>
-      </w:r>
-      <w:r>
-        <w:rPr>
-          <w:b/>
-          <w:bCs/>
-          <w:sz w:val="21"/>
-          <w:szCs w:val="21"/>
-        </w:rPr>
-        <w:t xml:space="preserve">Plan 2 — L-shaped lobby: decompose the L into two rectangles, one 9 ft by 6 ft and one 7 ft by 3 ft, then ADD. What is the total floor area?</w:t>
-      </w:r>
-    </w:p>
-    <w:p>
-      <w:pPr>
-        <w:spacing w:after="40"/>
-        <w:ind w:left="420"/>
-      </w:pPr>
-      <w:r>
-        <w:rPr>
-          <w:sz w:val="20"/>
-          <w:szCs w:val="20"/>
-        </w:rPr>
-        <w:t xml:space="preserve">A)  75 sq ft</w:t>
-      </w:r>
-    </w:p>
-    <w:p>
-      <w:pPr>
-        <w:spacing w:after="40"/>
-        <w:ind w:left="420"/>
-      </w:pPr>
-      <w:r>
-        <w:rPr>
-          <w:sz w:val="20"/>
-          <w:szCs w:val="20"/>
-        </w:rPr>
-        <w:t xml:space="preserve">B)  63 sq ft</w:t>
-      </w:r>
-    </w:p>
-    <w:p>
-      <w:pPr>
-        <w:spacing w:after="40"/>
-        <w:ind w:left="420"/>
-      </w:pPr>
-      <w:r>
-        <w:rPr>
-          <w:sz w:val="20"/>
-          <w:szCs w:val="20"/>
-        </w:rPr>
-        <w:t xml:space="preserve">C)  54 sq ft</w:t>
-      </w:r>
-    </w:p>
-    <w:p>
-      <w:pPr>
-        <w:spacing w:after="40"/>
-        <w:ind w:left="420"/>
-      </w:pPr>
-      <w:r>
-        <w:rPr>
-          <w:sz w:val="20"/>
-          <w:szCs w:val="20"/>
-        </w:rPr>
-        <w:t xml:space="preserve">D)  21 sq ft</w:t>
-      </w:r>
-    </w:p>
-    <w:p>
-      <w:pPr>
-        <w:spacing w:after="20"/>
-      </w:pPr>
-      <w:r>
-        <w:t xml:space="preserve"/>
-      </w:r>
-    </w:p>
-    <w:tbl>
-      <w:tblPr>
-        <w:tblW w:type="pct" w:w="100%"/>
-        <w:tblBorders>
-          <w:top w:val="single" w:color="C7D2DD" w:sz="6"/>
-          <w:left w:val="single" w:color="C7D2DD" w:sz="6"/>
-          <w:bottom w:val="single" w:color="C7D2DD" w:sz="6"/>
-          <w:right w:val="single" w:color="C7D2DD" w:sz="6"/>
-          <w:insideH w:val="single" w:color="auto" w:sz="4"/>
-          <w:insideV w:val="single" w:color="auto" w:sz="4"/>
-        </w:tblBorders>
-      </w:tblPr>
-      <w:tblGrid>
-        <w:gridCol w:w="100"/>
-      </w:tblGrid>
-      <w:tr>
-        <w:tc>
-          <w:tcPr>
-            <w:shd w:fill="FBF3E2" w:color="auto" w:val="clear"/>
-            <w:tcMar>
-              <w:top w:type="dxa" w:w="60"/>
-              <w:left w:type="dxa" w:w="120"/>
-              <w:bottom w:type="dxa" w:w="60"/>
-              <w:right w:type="dxa" w:w="120"/>
-            </w:tcMar>
-          </w:tcPr>
-          <w:p>
-            <w:pPr>
-              <w:spacing w:after="0" w:line="320"/>
-            </w:pPr>
-            <w:r>
-              <w:t xml:space="preserve"/>
-            </w:r>
-          </w:p>
-          <w:p>
-            <w:pPr>
-              <w:spacing w:after="0" w:line="320"/>
-            </w:pPr>
-            <w:r>
-              <w:t xml:space="preserve"/>
-            </w:r>
-          </w:p>
-        </w:tc>
-      </w:tr>
-    </w:tbl>
-    <w:p>
-      <w:pPr>
         <w:pStyle w:val="Heading1"/>
         <w:pageBreakBefore/>
         <w:pBdr>
@@ -3293,23 +3059,17 @@
     </w:p>
     <w:p>
       <w:pPr>
-        <w:spacing w:after="80"/>
-      </w:pPr>
-      <w:r>
-        <w:rPr>
-          <w:b/>
-          <w:bCs/>
-          <w:sz w:val="21"/>
-          <w:szCs w:val="21"/>
-        </w:rPr>
-        <w:t xml:space="preserve">1.  </w:t>
-      </w:r>
-      <w:r>
-        <w:rPr>
-          <w:sz w:val="21"/>
-          <w:szCs w:val="21"/>
-        </w:rPr>
-        <w:t xml:space="preserve">A)  23 sq units</w:t>
+        <w:spacing w:after="100"/>
+      </w:pPr>
+      <w:r>
+        <w:rPr>
+          <w:b/>
+          <w:bCs/>
+          <w:color w:val="B97A12"/>
+          <w:sz w:val="20"/>
+          <w:szCs w:val="20"/>
+        </w:rPr>
+        <w:t xml:space="preserve">Watch for this mistake:  </w:t>
       </w:r>
       <w:r>
         <w:rPr>
@@ -3319,7 +3079,23 @@
           <w:sz w:val="19"/>
           <w:szCs w:val="19"/>
         </w:rPr>
-        <w:t xml:space="preserve">  — 5 × 3 = 15. 2 × 4 = 8. Total = 15 + 8 = 23 sq units.</w:t>
+        <w:t xml:space="preserve">A common mistake in Area of Composite Figures is adding every piece even when a piece has been cut out of the figure. For a 10 ft by 8 ft rectangle with a 3 ft by 2 ft rectangular notch cut from one corner, students compute the full rectangle 10 × 8 = 80 sq ft and stop, or they add the notch instead of removing it (80 + 6 = 86 sq ft) instead of subtracting it: 80 − (3 × 2) = 80 − 6 = 74 sq ft. Before submitting, check whether each piece is part of the figure (add it) or missing from the figure (subtract it).</w:t>
+      </w:r>
+    </w:p>
+    <w:p>
+      <w:pPr>
+        <w:pStyle w:val="Heading2"/>
+        <w:spacing w:after="80" w:before="180"/>
+      </w:pPr>
+      <w:r>
+        <w:rPr>
+          <w:b/>
+          <w:bCs/>
+          <w:color w:val="12355B"/>
+          <w:sz w:val="24"/>
+          <w:szCs w:val="24"/>
+        </w:rPr>
+        <w:t xml:space="preserve">Level 1 Support</w:t>
       </w:r>
     </w:p>
     <w:p>
@@ -3333,14 +3109,14 @@
           <w:sz w:val="21"/>
           <w:szCs w:val="21"/>
         </w:rPr>
-        <w:t xml:space="preserve">2.  </w:t>
-      </w:r>
-      <w:r>
-        <w:rPr>
-          <w:sz w:val="21"/>
-          <w:szCs w:val="21"/>
-        </w:rPr>
-        <w:t xml:space="preserve">A)  When a piece is cut out or removed from a larger shape</w:t>
+        <w:t xml:space="preserve">1.  </w:t>
+      </w:r>
+      <w:r>
+        <w:rPr>
+          <w:sz w:val="21"/>
+          <w:szCs w:val="21"/>
+        </w:rPr>
+        <w:t xml:space="preserve">A)  23 sq units</w:t>
       </w:r>
       <w:r>
         <w:rPr>
@@ -3350,7 +3126,7 @@
           <w:sz w:val="19"/>
           <w:szCs w:val="19"/>
         </w:rPr>
-        <w:t xml:space="preserve">  — Subtract when a piece is removed from a larger shape (like a window cut from a wall). Add when two shapes are joined together (like an L-shape).</w:t>
+        <w:t xml:space="preserve">  — 5 × 3 = 15. 2 × 4 = 8. Total = 15 + 8 = 23 sq units.</w:t>
       </w:r>
     </w:p>
     <w:p>
@@ -3364,14 +3140,14 @@
           <w:sz w:val="21"/>
           <w:szCs w:val="21"/>
         </w:rPr>
-        <w:t xml:space="preserve">3.  </w:t>
-      </w:r>
-      <w:r>
-        <w:rPr>
-          <w:sz w:val="21"/>
-          <w:szCs w:val="21"/>
-        </w:rPr>
-        <w:t xml:space="preserve">A)  49 sq ft</w:t>
+        <w:t xml:space="preserve">2.  </w:t>
+      </w:r>
+      <w:r>
+        <w:rPr>
+          <w:sz w:val="21"/>
+          <w:szCs w:val="21"/>
+        </w:rPr>
+        <w:t xml:space="preserve">A)  When a piece is cut out or removed from a larger shape</w:t>
       </w:r>
       <w:r>
         <w:rPr>
@@ -3381,38 +3157,7 @@
           <w:sz w:val="19"/>
           <w:szCs w:val="19"/>
         </w:rPr>
-        <w:t xml:space="preserve">  — Rectangle = 7 x 5 = 35 sq ft. Triangle = 1/2 x 7 x 4 = 14 sq ft. The pieces are joined, so add: 35 + 14 = 49 sq ft.</w:t>
-      </w:r>
-    </w:p>
-    <w:p>
-      <w:pPr>
-        <w:spacing w:after="80"/>
-      </w:pPr>
-      <w:r>
-        <w:rPr>
-          <w:b/>
-          <w:bCs/>
-          <w:sz w:val="21"/>
-          <w:szCs w:val="21"/>
-        </w:rPr>
-        <w:t xml:space="preserve">4.  </w:t>
-      </w:r>
-      <w:r>
-        <w:rPr>
-          <w:sz w:val="21"/>
-          <w:szCs w:val="21"/>
-        </w:rPr>
-        <w:t xml:space="preserve">A)  75 sq ft</w:t>
-      </w:r>
-      <w:r>
-        <w:rPr>
-          <w:i/>
-          <w:iCs/>
-          <w:color w:val="5F6F80"/>
-          <w:sz w:val="19"/>
-          <w:szCs w:val="19"/>
-        </w:rPr>
-        <w:t xml:space="preserve">  — First rectangle = 9 x 6 = 54 sq ft. Second rectangle = 7 x 3 = 21 sq ft. Joined L-shape, so add: 54 + 21 = 75 sq ft.</w:t>
+        <w:t xml:space="preserve">  — Subtract when a piece is removed from a larger shape (like a window cut from a wall). Add when two shapes are joined together (like an L-shape).</w:t>
       </w:r>
     </w:p>
     <w:p>

--- a/lessons/5-5/downloads/5-5-notes-teacher.docx
+++ b/lessons/5-5/downloads/5-5-notes-teacher.docx
@@ -1247,7 +1247,22 @@
           <w:sz w:val="30"/>
           <w:szCs w:val="30"/>
         </w:rPr>
-        <w:t xml:space="preserve">Worked Example</w:t>
+        <w:t xml:space="preserve">Write About the Math</w:t>
+      </w:r>
+    </w:p>
+    <w:p>
+      <w:pPr>
+        <w:spacing w:after="100"/>
+      </w:pPr>
+      <w:r>
+        <w:rPr>
+          <w:i/>
+          <w:iCs/>
+          <w:color w:val="5F6F80"/>
+          <w:sz w:val="19"/>
+          <w:szCs w:val="19"/>
+        </w:rPr>
+        <w:t xml:space="preserve">Use the support level you need. Every level answers the same math question.</w:t>
       </w:r>
     </w:p>
     <w:p>
@@ -1263,17 +1278,17 @@
           <w:sz w:val="24"/>
           <w:szCs w:val="24"/>
         </w:rPr>
-        <w:t xml:space="preserve">Watch &amp; Read</w:t>
+        <w:t xml:space="preserve">1. Understand the Question</w:t>
       </w:r>
       <w:r>
         <w:rPr>
           <w:i/>
           <w:iCs/>
-          <w:color w:val="1FA6A2"/>
+          <w:color w:val="B97A12"/>
           <w:sz w:val="19"/>
           <w:szCs w:val="19"/>
         </w:rPr>
-        <w:t xml:space="preserve">   I Do — follow along with your teacher</w:t>
+        <w:t xml:space="preserve">   explain</w:t>
       </w:r>
     </w:p>
     <w:tbl>
@@ -1308,25 +1323,44 @@
             </w:pPr>
             <w:r>
               <w:rPr>
+                <w:color w:val="1A2733"/>
+                <w:sz w:val="21"/>
+                <w:szCs w:val="21"/>
+              </w:rPr>
+              <w:t xml:space="preserve">For the U-shaped pool you subtracted a 6 ft by 4 ft cutout from a 14 ft by 10 ft rectangle. How do you decide when to ADD areas and when to SUBTRACT?</w:t>
+            </w:r>
+          </w:p>
+          <w:p>
+            <w:pPr>
+              <w:spacing w:after="0"/>
+            </w:pPr>
+            <w:r>
+              <w:rPr>
                 <w:b/>
                 <w:bCs/>
                 <w:color w:val="12355B"/>
-                <w:sz w:val="22"/>
-                <w:szCs w:val="22"/>
+                <w:sz w:val="20"/>
+                <w:szCs w:val="20"/>
               </w:rPr>
-              <w:t xml:space="preserve">Blueprint Review</w:t>
-            </w:r>
-          </w:p>
-          <w:p>
-            <w:pPr>
-              <w:spacing w:after="0"/>
-            </w:pPr>
+              <w:t xml:space="preserve">Your job:  </w:t>
+            </w:r>
             <w:r>
               <w:rPr>
-                <w:sz w:val="21"/>
-                <w:szCs w:val="21"/>
+                <w:sz w:val="20"/>
+                <w:szCs w:val="20"/>
               </w:rPr>
-              <w:t xml:space="preserve">Your architecture firm is calculating the floor area of an L-shaped room for a client's new home. The contractor needs the total area to order the correct amount of flooring. The room can be split into two rectangles: one is 12 feet by 8 feet and the other is 6 feet by 5 feet.</w:t>
+              <w:t xml:space="preserve">Answer the question. Use math evidence. Explain how the evidence proves your answer.</w:t>
+            </w:r>
+            <w:r>
+              <w:rPr>
+                <w:i/>
+                <w:iCs/>
+                <w:color w:val="5F6F80"/>
+                <w:sz w:val="18"/>
+                <w:szCs w:val="18"/>
+              </w:rPr>
+              <w:br/>
+              <w:t xml:space="preserve">Responde la pregunta. Usa evidencia matemática. Explica cómo la evidencia demuestra tu respuesta.</w:t>
             </w:r>
           </w:p>
         </w:tc>
@@ -1334,94 +1368,6 @@
     </w:tbl>
     <w:p>
       <w:pPr>
-        <w:spacing w:after="80"/>
-      </w:pPr>
-      <w:r>
-        <w:t xml:space="preserve"/>
-      </w:r>
-    </w:p>
-    <w:p>
-      <w:pPr>
-        <w:spacing w:after="50" w:before="60"/>
-      </w:pPr>
-      <w:r>
-        <w:rPr>
-          <w:b/>
-          <w:bCs/>
-          <w:color w:val="12355B"/>
-          <w:sz w:val="21"/>
-          <w:szCs w:val="21"/>
-        </w:rPr>
-        <w:t xml:space="preserve">Think about:</w:t>
-      </w:r>
-    </w:p>
-    <w:p>
-      <w:pPr>
-        <w:spacing w:after="40"/>
-        <w:ind w:left="300"/>
-      </w:pPr>
-      <w:r>
-        <w:rPr>
-          <w:sz w:val="20"/>
-          <w:szCs w:val="20"/>
-        </w:rPr>
-        <w:t xml:space="preserve">•  What does the shape of the room look like?</w:t>
-      </w:r>
-    </w:p>
-    <w:p>
-      <w:pPr>
-        <w:spacing w:after="40"/>
-        <w:ind w:left="300"/>
-      </w:pPr>
-      <w:r>
-        <w:rPr>
-          <w:sz w:val="20"/>
-          <w:szCs w:val="20"/>
-        </w:rPr>
-        <w:t xml:space="preserve">•  Can you see simpler shapes inside the L-shape?</w:t>
-      </w:r>
-    </w:p>
-    <w:p>
-      <w:pPr>
-        <w:spacing w:after="40"/>
-        <w:ind w:left="300"/>
-      </w:pPr>
-      <w:r>
-        <w:rPr>
-          <w:sz w:val="20"/>
-          <w:szCs w:val="20"/>
-        </w:rPr>
-        <w:t xml:space="preserve">•  What measurements are given for each part?</w:t>
-      </w:r>
-    </w:p>
-    <w:p>
-      <w:pPr>
-        <w:spacing w:after="40"/>
-        <w:ind w:left="300"/>
-      </w:pPr>
-      <w:r>
-        <w:rPr>
-          <w:sz w:val="20"/>
-          <w:szCs w:val="20"/>
-        </w:rPr>
-        <w:t xml:space="preserve">•  Is there more than one way to split this shape into rectangles?</w:t>
-      </w:r>
-    </w:p>
-    <w:p>
-      <w:pPr>
-        <w:spacing w:after="40"/>
-        <w:ind w:left="300"/>
-      </w:pPr>
-      <w:r>
-        <w:rPr>
-          <w:sz w:val="20"/>
-          <w:szCs w:val="20"/>
-        </w:rPr>
-        <w:t xml:space="preserve">•  Could you use subtraction instead of addition to find the area?</w:t>
-      </w:r>
-    </w:p>
-    <w:p>
-      <w:pPr>
         <w:pStyle w:val="Heading2"/>
         <w:spacing w:after="80" w:before="180"/>
       </w:pPr>
@@ -1433,7 +1379,7 @@
           <w:sz w:val="24"/>
           <w:szCs w:val="24"/>
         </w:rPr>
-        <w:t xml:space="preserve">Solved Example</w:t>
+        <w:t xml:space="preserve">2. Plan Your Math Words</w:t>
       </w:r>
       <w:r>
         <w:rPr>
@@ -1443,194 +1389,299 @@
           <w:sz w:val="19"/>
           <w:szCs w:val="19"/>
         </w:rPr>
-        <w:t xml:space="preserve">   I Do — watch each step</w:t>
-      </w:r>
-    </w:p>
-    <w:p>
-      <w:pPr>
-        <w:keepNext/>
-        <w:spacing w:after="40"/>
-      </w:pPr>
-      <w:r>
-        <w:rPr>
-          <w:b/>
-          <w:bCs/>
-          <w:color w:val="12355B"/>
-          <w:sz w:val="21"/>
-          <w:szCs w:val="21"/>
-        </w:rPr>
-        <w:t xml:space="preserve">Problem:  </w:t>
-      </w:r>
-      <w:r>
-        <w:rPr>
-          <w:sz w:val="21"/>
-          <w:szCs w:val="21"/>
-        </w:rPr>
-        <w:t xml:space="preserve">An L-shaped room is made of two rectangles: 10 ft × 6 ft and 4 ft × 3 ft. What is the total area?</w:t>
-      </w:r>
-    </w:p>
-    <w:p>
-      <w:pPr>
-        <w:spacing w:after="30"/>
-        <w:ind w:left="420"/>
-      </w:pPr>
-      <w:r>
-        <w:rPr>
+        <w:t xml:space="preserve">   check at least two</w:t>
+      </w:r>
+    </w:p>
+    <w:p>
+      <w:pPr>
+        <w:spacing w:after="60"/>
+      </w:pPr>
+      <w:r>
+        <w:rPr>
+          <w:b/>
+          <w:bCs/>
+          <w:color w:val="1FA6A2"/>
+          <w:sz w:val="22"/>
+          <w:szCs w:val="22"/>
+        </w:rPr>
+        <w:t xml:space="preserve">☐  </w:t>
+      </w:r>
+      <w:r>
+        <w:rPr>
+          <w:b/>
+          <w:bCs/>
+          <w:color w:val="12355B"/>
           <w:sz w:val="20"/>
           <w:szCs w:val="20"/>
         </w:rPr>
-        <w:t xml:space="preserve">A)  72 sq ft</w:t>
-      </w:r>
-    </w:p>
-    <w:p>
-      <w:pPr>
-        <w:spacing w:after="30"/>
-        <w:ind w:left="420"/>
-      </w:pPr>
+        <w:t xml:space="preserve">Composite Figure — </w:t>
+      </w:r>
       <w:r>
         <w:rPr>
           <w:sz w:val="20"/>
           <w:szCs w:val="20"/>
         </w:rPr>
-        <w:t xml:space="preserve">B)  60 sq ft</w:t>
-      </w:r>
-    </w:p>
-    <w:p>
-      <w:pPr>
-        <w:spacing w:after="30"/>
-        <w:ind w:left="420"/>
-      </w:pPr>
-      <w:r>
-        <w:rPr>
+        <w:t xml:space="preserve">A shape made by putting two or more simple shapes together.</w:t>
+      </w:r>
+      <w:r>
+        <w:rPr>
+          <w:i/>
+          <w:iCs/>
+          <w:color w:val="5F6F80"/>
+          <w:sz w:val="18"/>
+          <w:szCs w:val="18"/>
+        </w:rPr>
+        <w:br/>
+        <w:t xml:space="preserve">Figura compuesta — Una figura formada al juntar dos o más figuras simples.</w:t>
+      </w:r>
+    </w:p>
+    <w:p>
+      <w:pPr>
+        <w:spacing w:after="60"/>
+      </w:pPr>
+      <w:r>
+        <w:rPr>
+          <w:b/>
+          <w:bCs/>
+          <w:color w:val="1FA6A2"/>
+          <w:sz w:val="22"/>
+          <w:szCs w:val="22"/>
+        </w:rPr>
+        <w:t xml:space="preserve">☐  </w:t>
+      </w:r>
+      <w:r>
+        <w:rPr>
+          <w:b/>
+          <w:bCs/>
+          <w:color w:val="12355B"/>
           <w:sz w:val="20"/>
           <w:szCs w:val="20"/>
         </w:rPr>
-        <w:t xml:space="preserve">C)  12 sq ft</w:t>
-      </w:r>
-    </w:p>
-    <w:p>
-      <w:pPr>
-        <w:spacing w:after="30"/>
-        <w:ind w:left="420"/>
-      </w:pPr>
+        <w:t xml:space="preserve">Decompose — </w:t>
+      </w:r>
       <w:r>
         <w:rPr>
           <w:sz w:val="20"/>
           <w:szCs w:val="20"/>
         </w:rPr>
-        <w:t xml:space="preserve">D)  72 ft</w:t>
-      </w:r>
-    </w:p>
-    <w:p>
-      <w:pPr>
-        <w:spacing w:after="20" w:before="50"/>
+        <w:t xml:space="preserve">To break a shape into smaller, simpler shapes.</w:t>
+      </w:r>
+      <w:r>
+        <w:rPr>
+          <w:i/>
+          <w:iCs/>
+          <w:color w:val="5F6F80"/>
+          <w:sz w:val="18"/>
+          <w:szCs w:val="18"/>
+        </w:rPr>
+        <w:br/>
+        <w:t xml:space="preserve">Descomponer — Separar una figura en figuras más pequeñas y simples.</w:t>
+      </w:r>
+    </w:p>
+    <w:p>
+      <w:pPr>
+        <w:spacing w:after="60"/>
       </w:pPr>
       <w:r>
         <w:rPr>
           <w:b/>
           <w:bCs/>
           <w:color w:val="1FA6A2"/>
-          <w:sz w:val="21"/>
-          <w:szCs w:val="21"/>
-        </w:rPr>
-        <w:t xml:space="preserve">Step 1:  </w:t>
-      </w:r>
-      <w:r>
-        <w:rPr>
-          <w:sz w:val="21"/>
-          <w:szCs w:val="21"/>
-        </w:rPr>
-        <w:t xml:space="preserve">Area 1 = 10 × 6 = 60 sq ft.</w:t>
-      </w:r>
-    </w:p>
-    <w:p>
-      <w:pPr>
-        <w:spacing w:after="20" w:before="50"/>
+          <w:sz w:val="22"/>
+          <w:szCs w:val="22"/>
+        </w:rPr>
+        <w:t xml:space="preserve">☐  </w:t>
+      </w:r>
+      <w:r>
+        <w:rPr>
+          <w:b/>
+          <w:bCs/>
+          <w:color w:val="12355B"/>
+          <w:sz w:val="20"/>
+          <w:szCs w:val="20"/>
+        </w:rPr>
+        <w:t xml:space="preserve">Add — </w:t>
+      </w:r>
+      <w:r>
+        <w:rPr>
+          <w:sz w:val="20"/>
+          <w:szCs w:val="20"/>
+        </w:rPr>
+        <w:t xml:space="preserve">Add up the areas of the smaller shapes to get the total.</w:t>
+      </w:r>
+      <w:r>
+        <w:rPr>
+          <w:i/>
+          <w:iCs/>
+          <w:color w:val="5F6F80"/>
+          <w:sz w:val="18"/>
+          <w:szCs w:val="18"/>
+        </w:rPr>
+        <w:br/>
+        <w:t xml:space="preserve">Sumar — Sumar las áreas de las figuras pequeñas para obtener el total.</w:t>
+      </w:r>
+    </w:p>
+    <w:p>
+      <w:pPr>
+        <w:spacing w:after="60"/>
       </w:pPr>
       <w:r>
         <w:rPr>
           <w:b/>
           <w:bCs/>
           <w:color w:val="1FA6A2"/>
-          <w:sz w:val="21"/>
-          <w:szCs w:val="21"/>
-        </w:rPr>
-        <w:t xml:space="preserve">Step 2:  </w:t>
-      </w:r>
-      <w:r>
-        <w:rPr>
-          <w:sz w:val="21"/>
-          <w:szCs w:val="21"/>
-        </w:rPr>
-        <w:t xml:space="preserve">Area 2 = 4 × 3 = 12 sq ft.</w:t>
-      </w:r>
-    </w:p>
-    <w:p>
-      <w:pPr>
-        <w:spacing w:after="20" w:before="50"/>
+          <w:sz w:val="22"/>
+          <w:szCs w:val="22"/>
+        </w:rPr>
+        <w:t xml:space="preserve">☐  </w:t>
+      </w:r>
+      <w:r>
+        <w:rPr>
+          <w:b/>
+          <w:bCs/>
+          <w:color w:val="12355B"/>
+          <w:sz w:val="20"/>
+          <w:szCs w:val="20"/>
+        </w:rPr>
+        <w:t xml:space="preserve">Subtract — </w:t>
+      </w:r>
+      <w:r>
+        <w:rPr>
+          <w:sz w:val="20"/>
+          <w:szCs w:val="20"/>
+        </w:rPr>
+        <w:t xml:space="preserve">Take away the area of a missing piece from a bigger shape.</w:t>
+      </w:r>
+      <w:r>
+        <w:rPr>
+          <w:i/>
+          <w:iCs/>
+          <w:color w:val="5F6F80"/>
+          <w:sz w:val="18"/>
+          <w:szCs w:val="18"/>
+        </w:rPr>
+        <w:br/>
+        <w:t xml:space="preserve">Restar — Quitar el área de una parte que falta de una figura más grande.</w:t>
+      </w:r>
+    </w:p>
+    <w:p>
+      <w:pPr>
+        <w:spacing w:after="60"/>
       </w:pPr>
       <w:r>
         <w:rPr>
           <w:b/>
           <w:bCs/>
           <w:color w:val="1FA6A2"/>
-          <w:sz w:val="21"/>
-          <w:szCs w:val="21"/>
-        </w:rPr>
-        <w:t xml:space="preserve">Step 3:  </w:t>
-      </w:r>
-      <w:r>
-        <w:rPr>
-          <w:sz w:val="21"/>
-          <w:szCs w:val="21"/>
-        </w:rPr>
-        <w:t xml:space="preserve">Total = 60 + 12 = 72 sq ft.</w:t>
-      </w:r>
-    </w:p>
-    <w:p>
-      <w:pPr>
-        <w:spacing w:after="40" w:before="60"/>
-      </w:pPr>
-      <w:r>
-        <w:rPr>
-          <w:b/>
-          <w:bCs/>
-          <w:color w:val="12355B"/>
-          <w:sz w:val="21"/>
-          <w:szCs w:val="21"/>
-        </w:rPr>
-        <w:t xml:space="preserve">Answer:  </w:t>
-      </w:r>
-      <w:r>
-        <w:rPr>
-          <w:b/>
-          <w:bCs/>
-          <w:sz w:val="21"/>
-          <w:szCs w:val="21"/>
-        </w:rPr>
-        <w:t xml:space="preserve">A. 72 sq ft</w:t>
-      </w:r>
-    </w:p>
-    <w:p>
-      <w:pPr>
-        <w:pStyle w:val="Heading1"/>
-        <w:pageBreakBefore/>
-        <w:pBdr>
-          <w:bottom w:val="single" w:color="1FA6A2" w:sz="14" w:space="6"/>
-        </w:pBdr>
-        <w:spacing w:after="140" w:before="0"/>
-      </w:pPr>
-      <w:r>
-        <w:rPr>
-          <w:b/>
-          <w:bCs/>
-          <w:color w:val="12355B"/>
-          <w:sz w:val="30"/>
-          <w:szCs w:val="30"/>
-        </w:rPr>
-        <w:t xml:space="preserve">Guided Practice</w:t>
-      </w:r>
-    </w:p>
+          <w:sz w:val="22"/>
+          <w:szCs w:val="22"/>
+        </w:rPr>
+        <w:t xml:space="preserve">☐  </w:t>
+      </w:r>
+      <w:r>
+        <w:rPr>
+          <w:b/>
+          <w:bCs/>
+          <w:color w:val="12355B"/>
+          <w:sz w:val="20"/>
+          <w:szCs w:val="20"/>
+        </w:rPr>
+        <w:t xml:space="preserve">Formula — </w:t>
+      </w:r>
+      <w:r>
+        <w:rPr>
+          <w:sz w:val="20"/>
+          <w:szCs w:val="20"/>
+        </w:rPr>
+        <w:t xml:space="preserve">A math rule written with symbols.</w:t>
+      </w:r>
+      <w:r>
+        <w:rPr>
+          <w:i/>
+          <w:iCs/>
+          <w:color w:val="5F6F80"/>
+          <w:sz w:val="18"/>
+          <w:szCs w:val="18"/>
+        </w:rPr>
+        <w:br/>
+        <w:t xml:space="preserve">Fórmula — Una regla matemática escrita con símbolos.</w:t>
+      </w:r>
+    </w:p>
+    <w:tbl>
+      <w:tblPr>
+        <w:tblW w:type="pct" w:w="100%"/>
+        <w:tblBorders>
+          <w:top w:val="single" w:color="1FA6A2" w:sz="8"/>
+          <w:left w:val="single" w:color="1FA6A2" w:sz="8"/>
+          <w:bottom w:val="single" w:color="1FA6A2" w:sz="8"/>
+          <w:right w:val="single" w:color="1FA6A2" w:sz="8"/>
+          <w:insideH w:val="single" w:color="auto" w:sz="4"/>
+          <w:insideV w:val="single" w:color="auto" w:sz="4"/>
+        </w:tblBorders>
+      </w:tblPr>
+      <w:tblGrid>
+        <w:gridCol w:w="100"/>
+      </w:tblGrid>
+      <w:tr>
+        <w:tc>
+          <w:tcPr>
+            <w:shd w:fill="F7FFFD" w:color="auto" w:val="clear"/>
+            <w:tcMar>
+              <w:top w:type="dxa" w:w="120"/>
+              <w:left w:type="dxa" w:w="180"/>
+              <w:bottom w:type="dxa" w:w="120"/>
+              <w:right w:type="dxa" w:w="180"/>
+            </w:tcMar>
+          </w:tcPr>
+          <w:p>
+            <w:pPr>
+              <w:spacing w:after="50"/>
+            </w:pPr>
+            <w:r>
+              <w:rPr>
+                <w:b/>
+                <w:bCs/>
+                <w:color w:val="1FA6A2"/>
+                <w:sz w:val="20"/>
+                <w:szCs w:val="20"/>
+              </w:rPr>
+              <w:t xml:space="preserve">Say it first:  </w:t>
+            </w:r>
+            <w:r>
+              <w:rPr>
+                <w:sz w:val="20"/>
+                <w:szCs w:val="20"/>
+              </w:rPr>
+              <w:t xml:space="preserve">Say your idea to a partner or quietly to yourself before you write.</w:t>
+            </w:r>
+          </w:p>
+          <w:p>
+            <w:pPr>
+              <w:spacing w:after="60"/>
+            </w:pPr>
+            <w:r>
+              <w:rPr>
+                <w:color w:val="1A2733"/>
+                <w:sz w:val="21"/>
+                <w:szCs w:val="21"/>
+              </w:rPr>
+              <w:t xml:space="preserve">I broke the figure into ___.</w:t>
+            </w:r>
+            <w:r>
+              <w:rPr>
+                <w:i/>
+                <w:iCs/>
+                <w:color w:val="5F6F80"/>
+                <w:sz w:val="19"/>
+                <w:szCs w:val="19"/>
+              </w:rPr>
+              <w:br/>
+              <w:t xml:space="preserve">Dividí la figura en ___.</w:t>
+            </w:r>
+          </w:p>
+        </w:tc>
+      </w:tr>
+    </w:tbl>
     <w:p>
       <w:pPr>
         <w:pStyle w:val="Heading2"/>
@@ -1644,208 +1695,17 @@
           <w:sz w:val="24"/>
           <w:szCs w:val="24"/>
         </w:rPr>
-        <w:t xml:space="preserve">Solve Together</w:t>
+        <w:t xml:space="preserve">3. Build Your Explanation</w:t>
       </w:r>
       <w:r>
         <w:rPr>
           <w:i/>
           <w:iCs/>
-          <w:color w:val="6B4FA0"/>
+          <w:color w:val="B97A12"/>
           <w:sz w:val="19"/>
           <w:szCs w:val="19"/>
         </w:rPr>
-        <w:t xml:space="preserve">   We Do — work with your class</w:t>
-      </w:r>
-    </w:p>
-    <w:p>
-      <w:pPr>
-        <w:keepNext/>
-        <w:spacing w:after="40" w:before="40"/>
-      </w:pPr>
-      <w:r>
-        <w:rPr>
-          <w:b/>
-          <w:bCs/>
-          <w:color w:val="12355B"/>
-          <w:sz w:val="21"/>
-          <w:szCs w:val="21"/>
-        </w:rPr>
-        <w:t xml:space="preserve">Problem:  </w:t>
-      </w:r>
-      <w:r>
-        <w:rPr>
-          <w:sz w:val="21"/>
-          <w:szCs w:val="21"/>
-        </w:rPr>
-        <w:t xml:space="preserve">A rectangular patio is 15 ft × 10 ft with a 5 ft × 4 ft rectangular flower bed cut out. What is the remaining area?</w:t>
-      </w:r>
-    </w:p>
-    <w:p>
-      <w:pPr>
-        <w:spacing w:after="30"/>
-        <w:ind w:left="420"/>
-      </w:pPr>
-      <w:r>
-        <w:rPr>
-          <w:sz w:val="20"/>
-          <w:szCs w:val="20"/>
-        </w:rPr>
-        <w:t xml:space="preserve">A)  130 sq ft</w:t>
-      </w:r>
-    </w:p>
-    <w:p>
-      <w:pPr>
-        <w:spacing w:after="30"/>
-        <w:ind w:left="420"/>
-      </w:pPr>
-      <w:r>
-        <w:rPr>
-          <w:sz w:val="20"/>
-          <w:szCs w:val="20"/>
-        </w:rPr>
-        <w:t xml:space="preserve">B)  150 sq ft</w:t>
-      </w:r>
-    </w:p>
-    <w:p>
-      <w:pPr>
-        <w:spacing w:after="30"/>
-        <w:ind w:left="420"/>
-      </w:pPr>
-      <w:r>
-        <w:rPr>
-          <w:sz w:val="20"/>
-          <w:szCs w:val="20"/>
-        </w:rPr>
-        <w:t xml:space="preserve">C)  20 sq ft</w:t>
-      </w:r>
-    </w:p>
-    <w:p>
-      <w:pPr>
-        <w:spacing w:after="30"/>
-        <w:ind w:left="420"/>
-      </w:pPr>
-      <w:r>
-        <w:rPr>
-          <w:sz w:val="20"/>
-          <w:szCs w:val="20"/>
-        </w:rPr>
-        <w:t xml:space="preserve">D)  170 sq ft</w:t>
-      </w:r>
-    </w:p>
-    <w:p>
-      <w:pPr>
-        <w:keepNext/>
-        <w:spacing w:after="0" w:before="50"/>
-      </w:pPr>
-      <w:r>
-        <w:rPr>
-          <w:b/>
-          <w:bCs/>
-          <w:color w:val="6B4FA0"/>
-          <w:sz w:val="21"/>
-          <w:szCs w:val="21"/>
-        </w:rPr>
-        <w:t xml:space="preserve">Step 1:</w:t>
-      </w:r>
-    </w:p>
-    <w:p>
-      <w:pPr>
-        <w:pBdr>
-          <w:bottom w:val="single" w:color="AFBECC" w:sz="6"/>
-        </w:pBdr>
-        <w:spacing w:after="30" w:before="150"/>
-      </w:pPr>
-      <w:r>
-        <w:t xml:space="preserve"/>
-      </w:r>
-    </w:p>
-    <w:p>
-      <w:pPr>
-        <w:keepNext/>
-        <w:spacing w:after="0" w:before="50"/>
-      </w:pPr>
-      <w:r>
-        <w:rPr>
-          <w:b/>
-          <w:bCs/>
-          <w:color w:val="6B4FA0"/>
-          <w:sz w:val="21"/>
-          <w:szCs w:val="21"/>
-        </w:rPr>
-        <w:t xml:space="preserve">Step 2:</w:t>
-      </w:r>
-    </w:p>
-    <w:p>
-      <w:pPr>
-        <w:pBdr>
-          <w:bottom w:val="single" w:color="AFBECC" w:sz="6"/>
-        </w:pBdr>
-        <w:spacing w:after="30" w:before="150"/>
-      </w:pPr>
-      <w:r>
-        <w:t xml:space="preserve"/>
-      </w:r>
-    </w:p>
-    <w:p>
-      <w:pPr>
-        <w:keepNext/>
-        <w:spacing w:after="0" w:before="50"/>
-      </w:pPr>
-      <w:r>
-        <w:rPr>
-          <w:b/>
-          <w:bCs/>
-          <w:color w:val="6B4FA0"/>
-          <w:sz w:val="21"/>
-          <w:szCs w:val="21"/>
-        </w:rPr>
-        <w:t xml:space="preserve">Step 3:</w:t>
-      </w:r>
-    </w:p>
-    <w:p>
-      <w:pPr>
-        <w:pBdr>
-          <w:bottom w:val="single" w:color="AFBECC" w:sz="6"/>
-        </w:pBdr>
-        <w:spacing w:after="30" w:before="150"/>
-      </w:pPr>
-      <w:r>
-        <w:t xml:space="preserve"/>
-      </w:r>
-    </w:p>
-    <w:p>
-      <w:pPr>
-        <w:keepNext/>
-        <w:spacing w:after="0" w:before="60"/>
-      </w:pPr>
-      <w:r>
-        <w:rPr>
-          <w:b/>
-          <w:bCs/>
-          <w:color w:val="12355B"/>
-          <w:sz w:val="21"/>
-          <w:szCs w:val="21"/>
-        </w:rPr>
-        <w:t xml:space="preserve">Answer:</w:t>
-      </w:r>
-    </w:p>
-    <w:p>
-      <w:pPr>
-        <w:pBdr>
-          <w:bottom w:val="single" w:color="AFBECC" w:sz="6"/>
-        </w:pBdr>
-        <w:spacing w:after="30" w:before="150"/>
-      </w:pPr>
-      <w:r>
-        <w:t xml:space="preserve"/>
-      </w:r>
-    </w:p>
-    <w:p>
-      <w:pPr>
-        <w:spacing w:after="80"/>
-      </w:pPr>
-      <w:r>
-        <w:t xml:space="preserve"/>
+        <w:t xml:space="preserve">   choose your support</w:t>
       </w:r>
     </w:p>
     <w:tbl>
@@ -1876,6 +1736,1442 @@
           </w:tcPr>
           <w:p>
             <w:pPr>
+              <w:spacing w:after="50"/>
+            </w:pPr>
+            <w:r>
+              <w:rPr>
+                <w:i/>
+                <w:iCs/>
+                <w:color w:val="5F6F80"/>
+                <w:sz w:val="19"/>
+                <w:szCs w:val="19"/>
+              </w:rPr>
+              <w:t xml:space="preserve">This model shows the parts of an explanation. It does not answer your writing question.</w:t>
+            </w:r>
+          </w:p>
+          <w:p>
+            <w:pPr>
+              <w:spacing w:after="80"/>
+            </w:pPr>
+            <w:r>
+              <w:rPr>
+                <w:b/>
+                <w:bCs/>
+                <w:color w:val="12355B"/>
+                <w:sz w:val="19"/>
+                <w:szCs w:val="19"/>
+              </w:rPr>
+              <w:t xml:space="preserve">Claim:  </w:t>
+            </w:r>
+            <w:r>
+              <w:rPr>
+                <w:sz w:val="19"/>
+                <w:szCs w:val="19"/>
+              </w:rPr>
+              <w:t xml:space="preserve">We decompose the L-shape because we already know how to find a rectangle's area.</w:t>
+            </w:r>
+          </w:p>
+          <w:p>
+            <w:pPr>
+              <w:spacing w:after="80"/>
+            </w:pPr>
+            <w:r>
+              <w:rPr>
+                <w:b/>
+                <w:bCs/>
+                <w:color w:val="12355B"/>
+                <w:sz w:val="19"/>
+                <w:szCs w:val="19"/>
+              </w:rPr>
+              <w:t xml:space="preserve">Evidence:  </w:t>
+            </w:r>
+            <w:r>
+              <w:rPr>
+                <w:sz w:val="19"/>
+                <w:szCs w:val="19"/>
+              </w:rPr>
+              <w:t xml:space="preserve">Students explain that the L-shape is hard to measure directly, so breaking it into two rectangles lets them use A = l x w on each piece and add the results.</w:t>
+            </w:r>
+          </w:p>
+          <w:p>
+            <w:pPr>
+              <w:spacing w:after="80"/>
+            </w:pPr>
+            <w:r>
+              <w:rPr>
+                <w:b/>
+                <w:bCs/>
+                <w:color w:val="12355B"/>
+                <w:sz w:val="19"/>
+                <w:szCs w:val="19"/>
+              </w:rPr>
+              <w:t xml:space="preserve">Reasoning:  </w:t>
+            </w:r>
+            <w:r>
+              <w:rPr>
+                <w:sz w:val="19"/>
+                <w:szCs w:val="19"/>
+              </w:rPr>
+              <w:t xml:space="preserve">This evidence connects the definition of composite figure to the mathematical claim.</w:t>
+            </w:r>
+          </w:p>
+        </w:tc>
+      </w:tr>
+    </w:tbl>
+    <w:p>
+      <w:pPr>
+        <w:pStyle w:val="Heading2"/>
+        <w:spacing w:after="80" w:before="180"/>
+      </w:pPr>
+      <w:r>
+        <w:rPr>
+          <w:b/>
+          <w:bCs/>
+          <w:color w:val="12355B"/>
+          <w:sz w:val="24"/>
+          <w:szCs w:val="24"/>
+        </w:rPr>
+        <w:t xml:space="preserve">Start</w:t>
+      </w:r>
+      <w:r>
+        <w:rPr>
+          <w:i/>
+          <w:iCs/>
+          <w:color w:val="1FA6A2"/>
+          <w:sz w:val="19"/>
+          <w:szCs w:val="19"/>
+        </w:rPr>
+        <w:t xml:space="preserve">   Most language support</w:t>
+      </w:r>
+    </w:p>
+    <w:p>
+      <w:pPr>
+        <w:spacing w:after="60"/>
+      </w:pPr>
+      <w:r>
+        <w:rPr>
+          <w:color w:val="1A2733"/>
+          <w:sz w:val="21"/>
+          <w:szCs w:val="21"/>
+        </w:rPr>
+        <w:t xml:space="preserve">Complete the frames. Use the word bank.</w:t>
+      </w:r>
+      <w:r>
+        <w:rPr>
+          <w:i/>
+          <w:iCs/>
+          <w:color w:val="5F6F80"/>
+          <w:sz w:val="19"/>
+          <w:szCs w:val="19"/>
+        </w:rPr>
+        <w:br/>
+        <w:t xml:space="preserve">Completa las oraciones. Usa el banco de palabras.</w:t>
+      </w:r>
+    </w:p>
+    <w:p>
+      <w:pPr>
+        <w:spacing w:after="60"/>
+      </w:pPr>
+      <w:r>
+        <w:rPr>
+          <w:color w:val="1A2733"/>
+          <w:sz w:val="21"/>
+          <w:szCs w:val="21"/>
+        </w:rPr>
+        <w:t xml:space="preserve">I broke the figure into ___.</w:t>
+      </w:r>
+      <w:r>
+        <w:rPr>
+          <w:i/>
+          <w:iCs/>
+          <w:color w:val="5F6F80"/>
+          <w:sz w:val="19"/>
+          <w:szCs w:val="19"/>
+        </w:rPr>
+        <w:br/>
+        <w:t xml:space="preserve">Dividí la figura en ___.</w:t>
+      </w:r>
+    </w:p>
+    <w:p>
+      <w:pPr>
+        <w:spacing w:after="60"/>
+      </w:pPr>
+      <w:r>
+        <w:rPr>
+          <w:color w:val="1A2733"/>
+          <w:sz w:val="21"/>
+          <w:szCs w:val="21"/>
+        </w:rPr>
+        <w:t xml:space="preserve">I subtracted the areas because a piece was ___, so 140 minus 24 equals ___.</w:t>
+      </w:r>
+      <w:r>
+        <w:rPr>
+          <w:i/>
+          <w:iCs/>
+          <w:color w:val="5F6F80"/>
+          <w:sz w:val="19"/>
+          <w:szCs w:val="19"/>
+        </w:rPr>
+        <w:br/>
+        <w:t xml:space="preserve">Resté las áreas porque una parte fue ___, entonces 140 menos 24 es ___.</w:t>
+      </w:r>
+    </w:p>
+    <w:tbl>
+      <w:tblPr>
+        <w:tblW w:type="pct" w:w="100%"/>
+        <w:tblBorders>
+          <w:top w:val="single" w:color="C7D2DD" w:sz="6"/>
+          <w:left w:val="single" w:color="C7D2DD" w:sz="6"/>
+          <w:bottom w:val="single" w:color="C7D2DD" w:sz="6"/>
+          <w:right w:val="single" w:color="C7D2DD" w:sz="6"/>
+          <w:insideH w:val="single" w:color="auto" w:sz="4"/>
+          <w:insideV w:val="single" w:color="auto" w:sz="4"/>
+        </w:tblBorders>
+      </w:tblPr>
+      <w:tblGrid>
+        <w:gridCol w:w="100"/>
+      </w:tblGrid>
+      <w:tr>
+        <w:tc>
+          <w:tcPr>
+            <w:shd w:fill="FBF3E2" w:color="auto" w:val="clear"/>
+            <w:tcMar>
+              <w:top w:type="dxa" w:w="60"/>
+              <w:left w:type="dxa" w:w="120"/>
+              <w:bottom w:type="dxa" w:w="60"/>
+              <w:right w:type="dxa" w:w="120"/>
+            </w:tcMar>
+          </w:tcPr>
+          <w:p>
+            <w:pPr>
+              <w:spacing w:after="0" w:line="320"/>
+            </w:pPr>
+            <w:r>
+              <w:t xml:space="preserve"/>
+            </w:r>
+          </w:p>
+          <w:p>
+            <w:pPr>
+              <w:spacing w:after="0" w:line="320"/>
+            </w:pPr>
+            <w:r>
+              <w:t xml:space="preserve"/>
+            </w:r>
+          </w:p>
+          <w:p>
+            <w:pPr>
+              <w:spacing w:after="0" w:line="320"/>
+            </w:pPr>
+            <w:r>
+              <w:t xml:space="preserve"/>
+            </w:r>
+          </w:p>
+        </w:tc>
+      </w:tr>
+    </w:tbl>
+    <w:p>
+      <w:pPr>
+        <w:pStyle w:val="Heading2"/>
+        <w:spacing w:after="80" w:before="180"/>
+      </w:pPr>
+      <w:r>
+        <w:rPr>
+          <w:b/>
+          <w:bCs/>
+          <w:color w:val="12355B"/>
+          <w:sz w:val="24"/>
+          <w:szCs w:val="24"/>
+        </w:rPr>
+        <w:t xml:space="preserve">Build</w:t>
+      </w:r>
+      <w:r>
+        <w:rPr>
+          <w:i/>
+          <w:iCs/>
+          <w:color w:val="B97A12"/>
+          <w:sz w:val="19"/>
+          <w:szCs w:val="19"/>
+        </w:rPr>
+        <w:t xml:space="preserve">   Some language support</w:t>
+      </w:r>
+    </w:p>
+    <w:p>
+      <w:pPr>
+        <w:spacing w:after="60"/>
+      </w:pPr>
+      <w:r>
+        <w:rPr>
+          <w:color w:val="1A2733"/>
+          <w:sz w:val="21"/>
+          <w:szCs w:val="21"/>
+        </w:rPr>
+        <w:t xml:space="preserve">Write two connected sentences. Use because, so, or but.</w:t>
+      </w:r>
+      <w:r>
+        <w:rPr>
+          <w:i/>
+          <w:iCs/>
+          <w:color w:val="5F6F80"/>
+          <w:sz w:val="19"/>
+          <w:szCs w:val="19"/>
+        </w:rPr>
+        <w:br/>
+        <w:t xml:space="preserve">Escribe dos oraciones conectadas. Usa porque, entonces o pero.</w:t>
+      </w:r>
+    </w:p>
+    <w:p>
+      <w:pPr>
+        <w:spacing w:after="60"/>
+      </w:pPr>
+      <w:r>
+        <w:rPr>
+          <w:color w:val="1A2733"/>
+          <w:sz w:val="21"/>
+          <w:szCs w:val="21"/>
+        </w:rPr>
+        <w:t xml:space="preserve">My claim is ___.</w:t>
+      </w:r>
+      <w:r>
+        <w:rPr>
+          <w:i/>
+          <w:iCs/>
+          <w:color w:val="5F6F80"/>
+          <w:sz w:val="19"/>
+          <w:szCs w:val="19"/>
+        </w:rPr>
+        <w:br/>
+        <w:t xml:space="preserve">Mi afirmación es ___.</w:t>
+      </w:r>
+    </w:p>
+    <w:p>
+      <w:pPr>
+        <w:spacing w:after="60"/>
+      </w:pPr>
+      <w:r>
+        <w:rPr>
+          <w:color w:val="1A2733"/>
+          <w:sz w:val="21"/>
+          <w:szCs w:val="21"/>
+        </w:rPr>
+        <w:t xml:space="preserve">I know because ___.</w:t>
+      </w:r>
+      <w:r>
+        <w:rPr>
+          <w:i/>
+          <w:iCs/>
+          <w:color w:val="5F6F80"/>
+          <w:sz w:val="19"/>
+          <w:szCs w:val="19"/>
+        </w:rPr>
+        <w:br/>
+        <w:t xml:space="preserve">Lo sé porque ___.</w:t>
+      </w:r>
+    </w:p>
+    <w:p>
+      <w:pPr>
+        <w:spacing w:after="60"/>
+      </w:pPr>
+      <w:r>
+        <w:rPr>
+          <w:color w:val="1A2733"/>
+          <w:sz w:val="21"/>
+          <w:szCs w:val="21"/>
+        </w:rPr>
+        <w:t xml:space="preserve">So ___.</w:t>
+      </w:r>
+      <w:r>
+        <w:rPr>
+          <w:i/>
+          <w:iCs/>
+          <w:color w:val="5F6F80"/>
+          <w:sz w:val="19"/>
+          <w:szCs w:val="19"/>
+        </w:rPr>
+        <w:br/>
+        <w:t xml:space="preserve">Entonces ___.</w:t>
+      </w:r>
+    </w:p>
+    <w:tbl>
+      <w:tblPr>
+        <w:tblW w:type="pct" w:w="100%"/>
+        <w:tblBorders>
+          <w:top w:val="single" w:color="C7D2DD" w:sz="6"/>
+          <w:left w:val="single" w:color="C7D2DD" w:sz="6"/>
+          <w:bottom w:val="single" w:color="C7D2DD" w:sz="6"/>
+          <w:right w:val="single" w:color="C7D2DD" w:sz="6"/>
+          <w:insideH w:val="single" w:color="auto" w:sz="4"/>
+          <w:insideV w:val="single" w:color="auto" w:sz="4"/>
+        </w:tblBorders>
+      </w:tblPr>
+      <w:tblGrid>
+        <w:gridCol w:w="100"/>
+      </w:tblGrid>
+      <w:tr>
+        <w:tc>
+          <w:tcPr>
+            <w:shd w:fill="FBF3E2" w:color="auto" w:val="clear"/>
+            <w:tcMar>
+              <w:top w:type="dxa" w:w="60"/>
+              <w:left w:type="dxa" w:w="120"/>
+              <w:bottom w:type="dxa" w:w="60"/>
+              <w:right w:type="dxa" w:w="120"/>
+            </w:tcMar>
+          </w:tcPr>
+          <w:p>
+            <w:pPr>
+              <w:spacing w:after="0" w:line="320"/>
+            </w:pPr>
+            <w:r>
+              <w:t xml:space="preserve"/>
+            </w:r>
+          </w:p>
+          <w:p>
+            <w:pPr>
+              <w:spacing w:after="0" w:line="320"/>
+            </w:pPr>
+            <w:r>
+              <w:t xml:space="preserve"/>
+            </w:r>
+          </w:p>
+          <w:p>
+            <w:pPr>
+              <w:spacing w:after="0" w:line="320"/>
+            </w:pPr>
+            <w:r>
+              <w:t xml:space="preserve"/>
+            </w:r>
+          </w:p>
+        </w:tc>
+      </w:tr>
+    </w:tbl>
+    <w:p>
+      <w:pPr>
+        <w:pStyle w:val="Heading2"/>
+        <w:spacing w:after="80" w:before="180"/>
+      </w:pPr>
+      <w:r>
+        <w:rPr>
+          <w:b/>
+          <w:bCs/>
+          <w:color w:val="12355B"/>
+          <w:sz w:val="24"/>
+          <w:szCs w:val="24"/>
+        </w:rPr>
+        <w:t xml:space="preserve">Explain</w:t>
+      </w:r>
+      <w:r>
+        <w:rPr>
+          <w:i/>
+          <w:iCs/>
+          <w:color w:val="B97A12"/>
+          <w:sz w:val="19"/>
+          <w:szCs w:val="19"/>
+        </w:rPr>
+        <w:t xml:space="preserve">   Light language support</w:t>
+      </w:r>
+    </w:p>
+    <w:p>
+      <w:pPr>
+        <w:spacing w:after="60"/>
+      </w:pPr>
+      <w:r>
+        <w:rPr>
+          <w:color w:val="1A2733"/>
+          <w:sz w:val="21"/>
+          <w:szCs w:val="21"/>
+        </w:rPr>
+        <w:t xml:space="preserve">Write a claim, give math evidence, and explain your reasoning.</w:t>
+      </w:r>
+      <w:r>
+        <w:rPr>
+          <w:i/>
+          <w:iCs/>
+          <w:color w:val="5F6F80"/>
+          <w:sz w:val="19"/>
+          <w:szCs w:val="19"/>
+        </w:rPr>
+        <w:br/>
+        <w:t xml:space="preserve">Escribe una afirmación, da evidencia matemática y explica tu razonamiento.</w:t>
+      </w:r>
+    </w:p>
+    <w:p>
+      <w:pPr>
+        <w:spacing w:after="60"/>
+      </w:pPr>
+      <w:r>
+        <w:rPr>
+          <w:color w:val="1A2733"/>
+          <w:sz w:val="21"/>
+          <w:szCs w:val="21"/>
+        </w:rPr>
+        <w:t xml:space="preserve">My claim is ___.</w:t>
+      </w:r>
+      <w:r>
+        <w:rPr>
+          <w:i/>
+          <w:iCs/>
+          <w:color w:val="5F6F80"/>
+          <w:sz w:val="19"/>
+          <w:szCs w:val="19"/>
+        </w:rPr>
+        <w:br/>
+        <w:t xml:space="preserve">Mi afirmación es ___.</w:t>
+      </w:r>
+    </w:p>
+    <w:p>
+      <w:pPr>
+        <w:spacing w:after="60"/>
+      </w:pPr>
+      <w:r>
+        <w:rPr>
+          <w:color w:val="1A2733"/>
+          <w:sz w:val="21"/>
+          <w:szCs w:val="21"/>
+        </w:rPr>
+        <w:t xml:space="preserve">My math evidence is ___.</w:t>
+      </w:r>
+      <w:r>
+        <w:rPr>
+          <w:i/>
+          <w:iCs/>
+          <w:color w:val="5F6F80"/>
+          <w:sz w:val="19"/>
+          <w:szCs w:val="19"/>
+        </w:rPr>
+        <w:br/>
+        <w:t xml:space="preserve">Mi evidencia matemática es ___.</w:t>
+      </w:r>
+    </w:p>
+    <w:p>
+      <w:pPr>
+        <w:spacing w:after="60"/>
+      </w:pPr>
+      <w:r>
+        <w:rPr>
+          <w:color w:val="1A2733"/>
+          <w:sz w:val="21"/>
+          <w:szCs w:val="21"/>
+        </w:rPr>
+        <w:t xml:space="preserve">This proves ___ because ___.</w:t>
+      </w:r>
+      <w:r>
+        <w:rPr>
+          <w:i/>
+          <w:iCs/>
+          <w:color w:val="5F6F80"/>
+          <w:sz w:val="19"/>
+          <w:szCs w:val="19"/>
+        </w:rPr>
+        <w:br/>
+        <w:t xml:space="preserve">Esto demuestra ___ porque ___.</w:t>
+      </w:r>
+    </w:p>
+    <w:tbl>
+      <w:tblPr>
+        <w:tblW w:type="pct" w:w="100%"/>
+        <w:tblBorders>
+          <w:top w:val="single" w:color="C7D2DD" w:sz="6"/>
+          <w:left w:val="single" w:color="C7D2DD" w:sz="6"/>
+          <w:bottom w:val="single" w:color="C7D2DD" w:sz="6"/>
+          <w:right w:val="single" w:color="C7D2DD" w:sz="6"/>
+          <w:insideH w:val="single" w:color="auto" w:sz="4"/>
+          <w:insideV w:val="single" w:color="auto" w:sz="4"/>
+        </w:tblBorders>
+      </w:tblPr>
+      <w:tblGrid>
+        <w:gridCol w:w="100"/>
+      </w:tblGrid>
+      <w:tr>
+        <w:tc>
+          <w:tcPr>
+            <w:shd w:fill="FBF3E2" w:color="auto" w:val="clear"/>
+            <w:tcMar>
+              <w:top w:type="dxa" w:w="60"/>
+              <w:left w:type="dxa" w:w="120"/>
+              <w:bottom w:type="dxa" w:w="60"/>
+              <w:right w:type="dxa" w:w="120"/>
+            </w:tcMar>
+          </w:tcPr>
+          <w:p>
+            <w:pPr>
+              <w:spacing w:after="0" w:line="320"/>
+            </w:pPr>
+            <w:r>
+              <w:t xml:space="preserve"/>
+            </w:r>
+          </w:p>
+          <w:p>
+            <w:pPr>
+              <w:spacing w:after="0" w:line="320"/>
+            </w:pPr>
+            <w:r>
+              <w:t xml:space="preserve"/>
+            </w:r>
+          </w:p>
+          <w:p>
+            <w:pPr>
+              <w:spacing w:after="0" w:line="320"/>
+            </w:pPr>
+            <w:r>
+              <w:t xml:space="preserve"/>
+            </w:r>
+          </w:p>
+          <w:p>
+            <w:pPr>
+              <w:spacing w:after="0" w:line="320"/>
+            </w:pPr>
+            <w:r>
+              <w:t xml:space="preserve"/>
+            </w:r>
+          </w:p>
+          <w:p>
+            <w:pPr>
+              <w:spacing w:after="0" w:line="320"/>
+            </w:pPr>
+            <w:r>
+              <w:t xml:space="preserve"/>
+            </w:r>
+          </w:p>
+        </w:tc>
+      </w:tr>
+    </w:tbl>
+    <w:p>
+      <w:pPr>
+        <w:pStyle w:val="Heading2"/>
+        <w:spacing w:after="80" w:before="180"/>
+      </w:pPr>
+      <w:r>
+        <w:rPr>
+          <w:b/>
+          <w:bCs/>
+          <w:color w:val="12355B"/>
+          <w:sz w:val="24"/>
+          <w:szCs w:val="24"/>
+        </w:rPr>
+        <w:t xml:space="preserve">4. Check Your Explanation</w:t>
+      </w:r>
+      <w:r>
+        <w:rPr>
+          <w:i/>
+          <w:iCs/>
+          <w:color w:val="1FA6A2"/>
+          <w:sz w:val="19"/>
+          <w:szCs w:val="19"/>
+        </w:rPr>
+        <w:t xml:space="preserve">   five quick checks</w:t>
+      </w:r>
+    </w:p>
+    <w:p>
+      <w:pPr>
+        <w:spacing w:after="80"/>
+      </w:pPr>
+      <w:r>
+        <w:rPr>
+          <w:b/>
+          <w:bCs/>
+          <w:color w:val="1FA6A2"/>
+          <w:sz w:val="22"/>
+          <w:szCs w:val="22"/>
+        </w:rPr>
+        <w:t xml:space="preserve">☐  </w:t>
+      </w:r>
+      <w:r>
+        <w:rPr>
+          <w:sz w:val="20"/>
+          <w:szCs w:val="20"/>
+        </w:rPr>
+        <w:t xml:space="preserve">I answered the question.</w:t>
+      </w:r>
+      <w:r>
+        <w:rPr>
+          <w:i/>
+          <w:iCs/>
+          <w:color w:val="5F6F80"/>
+          <w:sz w:val="18"/>
+          <w:szCs w:val="18"/>
+        </w:rPr>
+        <w:br/>
+        <w:t xml:space="preserve">Respondí la pregunta.</w:t>
+      </w:r>
+    </w:p>
+    <w:p>
+      <w:pPr>
+        <w:spacing w:after="80"/>
+      </w:pPr>
+      <w:r>
+        <w:rPr>
+          <w:b/>
+          <w:bCs/>
+          <w:color w:val="1FA6A2"/>
+          <w:sz w:val="22"/>
+          <w:szCs w:val="22"/>
+        </w:rPr>
+        <w:t xml:space="preserve">☐  </w:t>
+      </w:r>
+      <w:r>
+        <w:rPr>
+          <w:sz w:val="20"/>
+          <w:szCs w:val="20"/>
+        </w:rPr>
+        <w:t xml:space="preserve">I used math evidence: numbers, an equation, a model, or a comparison.</w:t>
+      </w:r>
+      <w:r>
+        <w:rPr>
+          <w:i/>
+          <w:iCs/>
+          <w:color w:val="5F6F80"/>
+          <w:sz w:val="18"/>
+          <w:szCs w:val="18"/>
+        </w:rPr>
+        <w:br/>
+        <w:t xml:space="preserve">Usé evidencia matemática: números, una ecuación, un modelo o una comparación.</w:t>
+      </w:r>
+    </w:p>
+    <w:p>
+      <w:pPr>
+        <w:spacing w:after="80"/>
+      </w:pPr>
+      <w:r>
+        <w:rPr>
+          <w:b/>
+          <w:bCs/>
+          <w:color w:val="1FA6A2"/>
+          <w:sz w:val="22"/>
+          <w:szCs w:val="22"/>
+        </w:rPr>
+        <w:t xml:space="preserve">☐  </w:t>
+      </w:r>
+      <w:r>
+        <w:rPr>
+          <w:sz w:val="20"/>
+          <w:szCs w:val="20"/>
+        </w:rPr>
+        <w:t xml:space="preserve">I explained how the evidence proves my answer.</w:t>
+      </w:r>
+      <w:r>
+        <w:rPr>
+          <w:i/>
+          <w:iCs/>
+          <w:color w:val="5F6F80"/>
+          <w:sz w:val="18"/>
+          <w:szCs w:val="18"/>
+        </w:rPr>
+        <w:br/>
+        <w:t xml:space="preserve">Expliqué cómo la evidencia demuestra mi respuesta.</w:t>
+      </w:r>
+    </w:p>
+    <w:p>
+      <w:pPr>
+        <w:spacing w:after="80"/>
+      </w:pPr>
+      <w:r>
+        <w:rPr>
+          <w:b/>
+          <w:bCs/>
+          <w:color w:val="1FA6A2"/>
+          <w:sz w:val="22"/>
+          <w:szCs w:val="22"/>
+        </w:rPr>
+        <w:t xml:space="preserve">☐  </w:t>
+      </w:r>
+      <w:r>
+        <w:rPr>
+          <w:sz w:val="20"/>
+          <w:szCs w:val="20"/>
+        </w:rPr>
+        <w:t xml:space="preserve">I used at least two math words.</w:t>
+      </w:r>
+      <w:r>
+        <w:rPr>
+          <w:i/>
+          <w:iCs/>
+          <w:color w:val="5F6F80"/>
+          <w:sz w:val="18"/>
+          <w:szCs w:val="18"/>
+        </w:rPr>
+        <w:br/>
+        <w:t xml:space="preserve">Usé por lo menos dos palabras matemáticas.</w:t>
+      </w:r>
+    </w:p>
+    <w:p>
+      <w:pPr>
+        <w:spacing w:after="80"/>
+      </w:pPr>
+      <w:r>
+        <w:rPr>
+          <w:b/>
+          <w:bCs/>
+          <w:color w:val="1FA6A2"/>
+          <w:sz w:val="22"/>
+          <w:szCs w:val="22"/>
+        </w:rPr>
+        <w:t xml:space="preserve">☐  </w:t>
+      </w:r>
+      <w:r>
+        <w:rPr>
+          <w:sz w:val="20"/>
+          <w:szCs w:val="20"/>
+        </w:rPr>
+        <w:t xml:space="preserve">I reread complete sentences and punctuation.</w:t>
+      </w:r>
+      <w:r>
+        <w:rPr>
+          <w:i/>
+          <w:iCs/>
+          <w:color w:val="5F6F80"/>
+          <w:sz w:val="18"/>
+          <w:szCs w:val="18"/>
+        </w:rPr>
+        <w:br/>
+        <w:t xml:space="preserve">Volví a leer mis oraciones completas y la puntuación.</w:t>
+      </w:r>
+    </w:p>
+    <w:p>
+      <w:pPr>
+        <w:pStyle w:val="Heading1"/>
+        <w:pageBreakBefore/>
+        <w:pBdr>
+          <w:bottom w:val="single" w:color="1FA6A2" w:sz="14" w:space="6"/>
+        </w:pBdr>
+        <w:spacing w:after="140" w:before="0"/>
+      </w:pPr>
+      <w:r>
+        <w:rPr>
+          <w:b/>
+          <w:bCs/>
+          <w:color w:val="12355B"/>
+          <w:sz w:val="30"/>
+          <w:szCs w:val="30"/>
+        </w:rPr>
+        <w:t xml:space="preserve">Worked Example</w:t>
+      </w:r>
+    </w:p>
+    <w:p>
+      <w:pPr>
+        <w:pStyle w:val="Heading2"/>
+        <w:spacing w:after="80" w:before="180"/>
+      </w:pPr>
+      <w:r>
+        <w:rPr>
+          <w:b/>
+          <w:bCs/>
+          <w:color w:val="12355B"/>
+          <w:sz w:val="24"/>
+          <w:szCs w:val="24"/>
+        </w:rPr>
+        <w:t xml:space="preserve">Watch &amp; Read</w:t>
+      </w:r>
+      <w:r>
+        <w:rPr>
+          <w:i/>
+          <w:iCs/>
+          <w:color w:val="1FA6A2"/>
+          <w:sz w:val="19"/>
+          <w:szCs w:val="19"/>
+        </w:rPr>
+        <w:t xml:space="preserve">   I Do — follow along with your teacher</w:t>
+      </w:r>
+    </w:p>
+    <w:tbl>
+      <w:tblPr>
+        <w:tblW w:type="pct" w:w="100%"/>
+        <w:tblBorders>
+          <w:top w:val="single" w:color="1FA6A2" w:sz="8"/>
+          <w:left w:val="single" w:color="1FA6A2" w:sz="8"/>
+          <w:bottom w:val="single" w:color="1FA6A2" w:sz="8"/>
+          <w:right w:val="single" w:color="1FA6A2" w:sz="8"/>
+          <w:insideH w:val="single" w:color="auto" w:sz="4"/>
+          <w:insideV w:val="single" w:color="auto" w:sz="4"/>
+        </w:tblBorders>
+      </w:tblPr>
+      <w:tblGrid>
+        <w:gridCol w:w="100"/>
+      </w:tblGrid>
+      <w:tr>
+        <w:tc>
+          <w:tcPr>
+            <w:shd w:fill="E6F4F3" w:color="auto" w:val="clear"/>
+            <w:tcMar>
+              <w:top w:type="dxa" w:w="120"/>
+              <w:left w:type="dxa" w:w="180"/>
+              <w:bottom w:type="dxa" w:w="120"/>
+              <w:right w:type="dxa" w:w="180"/>
+            </w:tcMar>
+          </w:tcPr>
+          <w:p>
+            <w:pPr>
+              <w:spacing w:after="60"/>
+            </w:pPr>
+            <w:r>
+              <w:rPr>
+                <w:b/>
+                <w:bCs/>
+                <w:color w:val="12355B"/>
+                <w:sz w:val="22"/>
+                <w:szCs w:val="22"/>
+              </w:rPr>
+              <w:t xml:space="preserve">Blueprint Review</w:t>
+            </w:r>
+          </w:p>
+          <w:p>
+            <w:pPr>
+              <w:spacing w:after="0"/>
+            </w:pPr>
+            <w:r>
+              <w:rPr>
+                <w:sz w:val="21"/>
+                <w:szCs w:val="21"/>
+              </w:rPr>
+              <w:t xml:space="preserve">Your architecture firm is calculating the floor area of an L-shaped room for a client's new home. The contractor needs the total area to order the correct amount of flooring. The room can be split into two rectangles: one is 12 feet by 8 feet and the other is 6 feet by 5 feet.</w:t>
+            </w:r>
+          </w:p>
+        </w:tc>
+      </w:tr>
+    </w:tbl>
+    <w:p>
+      <w:pPr>
+        <w:spacing w:after="80"/>
+      </w:pPr>
+      <w:r>
+        <w:t xml:space="preserve"/>
+      </w:r>
+    </w:p>
+    <w:p>
+      <w:pPr>
+        <w:spacing w:after="50" w:before="60"/>
+      </w:pPr>
+      <w:r>
+        <w:rPr>
+          <w:b/>
+          <w:bCs/>
+          <w:color w:val="12355B"/>
+          <w:sz w:val="21"/>
+          <w:szCs w:val="21"/>
+        </w:rPr>
+        <w:t xml:space="preserve">Think about:</w:t>
+      </w:r>
+    </w:p>
+    <w:p>
+      <w:pPr>
+        <w:spacing w:after="40"/>
+        <w:ind w:left="300"/>
+      </w:pPr>
+      <w:r>
+        <w:rPr>
+          <w:sz w:val="20"/>
+          <w:szCs w:val="20"/>
+        </w:rPr>
+        <w:t xml:space="preserve">•  What does the shape of the room look like?</w:t>
+      </w:r>
+    </w:p>
+    <w:p>
+      <w:pPr>
+        <w:spacing w:after="40"/>
+        <w:ind w:left="300"/>
+      </w:pPr>
+      <w:r>
+        <w:rPr>
+          <w:sz w:val="20"/>
+          <w:szCs w:val="20"/>
+        </w:rPr>
+        <w:t xml:space="preserve">•  Can you see simpler shapes inside the L-shape?</w:t>
+      </w:r>
+    </w:p>
+    <w:p>
+      <w:pPr>
+        <w:spacing w:after="40"/>
+        <w:ind w:left="300"/>
+      </w:pPr>
+      <w:r>
+        <w:rPr>
+          <w:sz w:val="20"/>
+          <w:szCs w:val="20"/>
+        </w:rPr>
+        <w:t xml:space="preserve">•  What measurements are given for each part?</w:t>
+      </w:r>
+    </w:p>
+    <w:p>
+      <w:pPr>
+        <w:spacing w:after="40"/>
+        <w:ind w:left="300"/>
+      </w:pPr>
+      <w:r>
+        <w:rPr>
+          <w:sz w:val="20"/>
+          <w:szCs w:val="20"/>
+        </w:rPr>
+        <w:t xml:space="preserve">•  Is there more than one way to split this shape into rectangles?</w:t>
+      </w:r>
+    </w:p>
+    <w:p>
+      <w:pPr>
+        <w:spacing w:after="40"/>
+        <w:ind w:left="300"/>
+      </w:pPr>
+      <w:r>
+        <w:rPr>
+          <w:sz w:val="20"/>
+          <w:szCs w:val="20"/>
+        </w:rPr>
+        <w:t xml:space="preserve">•  Could you use subtraction instead of addition to find the area?</w:t>
+      </w:r>
+    </w:p>
+    <w:p>
+      <w:pPr>
+        <w:pStyle w:val="Heading2"/>
+        <w:spacing w:after="80" w:before="180"/>
+      </w:pPr>
+      <w:r>
+        <w:rPr>
+          <w:b/>
+          <w:bCs/>
+          <w:color w:val="12355B"/>
+          <w:sz w:val="24"/>
+          <w:szCs w:val="24"/>
+        </w:rPr>
+        <w:t xml:space="preserve">Solved Example</w:t>
+      </w:r>
+      <w:r>
+        <w:rPr>
+          <w:i/>
+          <w:iCs/>
+          <w:color w:val="1FA6A2"/>
+          <w:sz w:val="19"/>
+          <w:szCs w:val="19"/>
+        </w:rPr>
+        <w:t xml:space="preserve">   I Do — watch each step</w:t>
+      </w:r>
+    </w:p>
+    <w:p>
+      <w:pPr>
+        <w:keepNext/>
+        <w:spacing w:after="40"/>
+      </w:pPr>
+      <w:r>
+        <w:rPr>
+          <w:b/>
+          <w:bCs/>
+          <w:color w:val="12355B"/>
+          <w:sz w:val="21"/>
+          <w:szCs w:val="21"/>
+        </w:rPr>
+        <w:t xml:space="preserve">Problem:  </w:t>
+      </w:r>
+      <w:r>
+        <w:rPr>
+          <w:sz w:val="21"/>
+          <w:szCs w:val="21"/>
+        </w:rPr>
+        <w:t xml:space="preserve">An L-shaped room is made of two rectangles: 10 ft × 6 ft and 4 ft × 3 ft. What is the total area?</w:t>
+      </w:r>
+    </w:p>
+    <w:p>
+      <w:pPr>
+        <w:spacing w:after="30"/>
+        <w:ind w:left="420"/>
+      </w:pPr>
+      <w:r>
+        <w:rPr>
+          <w:sz w:val="20"/>
+          <w:szCs w:val="20"/>
+        </w:rPr>
+        <w:t xml:space="preserve">A)  72 sq ft</w:t>
+      </w:r>
+    </w:p>
+    <w:p>
+      <w:pPr>
+        <w:spacing w:after="30"/>
+        <w:ind w:left="420"/>
+      </w:pPr>
+      <w:r>
+        <w:rPr>
+          <w:sz w:val="20"/>
+          <w:szCs w:val="20"/>
+        </w:rPr>
+        <w:t xml:space="preserve">B)  60 sq ft</w:t>
+      </w:r>
+    </w:p>
+    <w:p>
+      <w:pPr>
+        <w:spacing w:after="30"/>
+        <w:ind w:left="420"/>
+      </w:pPr>
+      <w:r>
+        <w:rPr>
+          <w:sz w:val="20"/>
+          <w:szCs w:val="20"/>
+        </w:rPr>
+        <w:t xml:space="preserve">C)  12 sq ft</w:t>
+      </w:r>
+    </w:p>
+    <w:p>
+      <w:pPr>
+        <w:spacing w:after="30"/>
+        <w:ind w:left="420"/>
+      </w:pPr>
+      <w:r>
+        <w:rPr>
+          <w:sz w:val="20"/>
+          <w:szCs w:val="20"/>
+        </w:rPr>
+        <w:t xml:space="preserve">D)  72 ft</w:t>
+      </w:r>
+    </w:p>
+    <w:p>
+      <w:pPr>
+        <w:spacing w:after="20" w:before="50"/>
+      </w:pPr>
+      <w:r>
+        <w:rPr>
+          <w:b/>
+          <w:bCs/>
+          <w:color w:val="1FA6A2"/>
+          <w:sz w:val="21"/>
+          <w:szCs w:val="21"/>
+        </w:rPr>
+        <w:t xml:space="preserve">Step 1:  </w:t>
+      </w:r>
+      <w:r>
+        <w:rPr>
+          <w:sz w:val="21"/>
+          <w:szCs w:val="21"/>
+        </w:rPr>
+        <w:t xml:space="preserve">Area 1 = 10 × 6 = 60 sq ft.</w:t>
+      </w:r>
+    </w:p>
+    <w:p>
+      <w:pPr>
+        <w:spacing w:after="20" w:before="50"/>
+      </w:pPr>
+      <w:r>
+        <w:rPr>
+          <w:b/>
+          <w:bCs/>
+          <w:color w:val="1FA6A2"/>
+          <w:sz w:val="21"/>
+          <w:szCs w:val="21"/>
+        </w:rPr>
+        <w:t xml:space="preserve">Step 2:  </w:t>
+      </w:r>
+      <w:r>
+        <w:rPr>
+          <w:sz w:val="21"/>
+          <w:szCs w:val="21"/>
+        </w:rPr>
+        <w:t xml:space="preserve">Area 2 = 4 × 3 = 12 sq ft.</w:t>
+      </w:r>
+    </w:p>
+    <w:p>
+      <w:pPr>
+        <w:spacing w:after="20" w:before="50"/>
+      </w:pPr>
+      <w:r>
+        <w:rPr>
+          <w:b/>
+          <w:bCs/>
+          <w:color w:val="1FA6A2"/>
+          <w:sz w:val="21"/>
+          <w:szCs w:val="21"/>
+        </w:rPr>
+        <w:t xml:space="preserve">Step 3:  </w:t>
+      </w:r>
+      <w:r>
+        <w:rPr>
+          <w:sz w:val="21"/>
+          <w:szCs w:val="21"/>
+        </w:rPr>
+        <w:t xml:space="preserve">Total = 60 + 12 = 72 sq ft.</w:t>
+      </w:r>
+    </w:p>
+    <w:p>
+      <w:pPr>
+        <w:spacing w:after="40" w:before="60"/>
+      </w:pPr>
+      <w:r>
+        <w:rPr>
+          <w:b/>
+          <w:bCs/>
+          <w:color w:val="12355B"/>
+          <w:sz w:val="21"/>
+          <w:szCs w:val="21"/>
+        </w:rPr>
+        <w:t xml:space="preserve">Answer:  </w:t>
+      </w:r>
+      <w:r>
+        <w:rPr>
+          <w:b/>
+          <w:bCs/>
+          <w:sz w:val="21"/>
+          <w:szCs w:val="21"/>
+        </w:rPr>
+        <w:t xml:space="preserve">A. 72 sq ft</w:t>
+      </w:r>
+    </w:p>
+    <w:p>
+      <w:pPr>
+        <w:pStyle w:val="Heading1"/>
+        <w:pageBreakBefore/>
+        <w:pBdr>
+          <w:bottom w:val="single" w:color="1FA6A2" w:sz="14" w:space="6"/>
+        </w:pBdr>
+        <w:spacing w:after="140" w:before="0"/>
+      </w:pPr>
+      <w:r>
+        <w:rPr>
+          <w:b/>
+          <w:bCs/>
+          <w:color w:val="12355B"/>
+          <w:sz w:val="30"/>
+          <w:szCs w:val="30"/>
+        </w:rPr>
+        <w:t xml:space="preserve">Guided Practice</w:t>
+      </w:r>
+    </w:p>
+    <w:p>
+      <w:pPr>
+        <w:pStyle w:val="Heading2"/>
+        <w:spacing w:after="80" w:before="180"/>
+      </w:pPr>
+      <w:r>
+        <w:rPr>
+          <w:b/>
+          <w:bCs/>
+          <w:color w:val="12355B"/>
+          <w:sz w:val="24"/>
+          <w:szCs w:val="24"/>
+        </w:rPr>
+        <w:t xml:space="preserve">Solve Together</w:t>
+      </w:r>
+      <w:r>
+        <w:rPr>
+          <w:i/>
+          <w:iCs/>
+          <w:color w:val="6B4FA0"/>
+          <w:sz w:val="19"/>
+          <w:szCs w:val="19"/>
+        </w:rPr>
+        <w:t xml:space="preserve">   We Do — work with your class</w:t>
+      </w:r>
+    </w:p>
+    <w:p>
+      <w:pPr>
+        <w:keepNext/>
+        <w:spacing w:after="40" w:before="40"/>
+      </w:pPr>
+      <w:r>
+        <w:rPr>
+          <w:b/>
+          <w:bCs/>
+          <w:color w:val="12355B"/>
+          <w:sz w:val="21"/>
+          <w:szCs w:val="21"/>
+        </w:rPr>
+        <w:t xml:space="preserve">Problem:  </w:t>
+      </w:r>
+      <w:r>
+        <w:rPr>
+          <w:sz w:val="21"/>
+          <w:szCs w:val="21"/>
+        </w:rPr>
+        <w:t xml:space="preserve">A rectangular patio is 15 ft × 10 ft with a 5 ft × 4 ft rectangular flower bed cut out. What is the remaining area?</w:t>
+      </w:r>
+    </w:p>
+    <w:p>
+      <w:pPr>
+        <w:spacing w:after="30"/>
+        <w:ind w:left="420"/>
+      </w:pPr>
+      <w:r>
+        <w:rPr>
+          <w:sz w:val="20"/>
+          <w:szCs w:val="20"/>
+        </w:rPr>
+        <w:t xml:space="preserve">A)  130 sq ft</w:t>
+      </w:r>
+    </w:p>
+    <w:p>
+      <w:pPr>
+        <w:spacing w:after="30"/>
+        <w:ind w:left="420"/>
+      </w:pPr>
+      <w:r>
+        <w:rPr>
+          <w:sz w:val="20"/>
+          <w:szCs w:val="20"/>
+        </w:rPr>
+        <w:t xml:space="preserve">B)  150 sq ft</w:t>
+      </w:r>
+    </w:p>
+    <w:p>
+      <w:pPr>
+        <w:spacing w:after="30"/>
+        <w:ind w:left="420"/>
+      </w:pPr>
+      <w:r>
+        <w:rPr>
+          <w:sz w:val="20"/>
+          <w:szCs w:val="20"/>
+        </w:rPr>
+        <w:t xml:space="preserve">C)  20 sq ft</w:t>
+      </w:r>
+    </w:p>
+    <w:p>
+      <w:pPr>
+        <w:spacing w:after="30"/>
+        <w:ind w:left="420"/>
+      </w:pPr>
+      <w:r>
+        <w:rPr>
+          <w:sz w:val="20"/>
+          <w:szCs w:val="20"/>
+        </w:rPr>
+        <w:t xml:space="preserve">D)  170 sq ft</w:t>
+      </w:r>
+    </w:p>
+    <w:p>
+      <w:pPr>
+        <w:keepNext/>
+        <w:spacing w:after="0" w:before="50"/>
+      </w:pPr>
+      <w:r>
+        <w:rPr>
+          <w:b/>
+          <w:bCs/>
+          <w:color w:val="6B4FA0"/>
+          <w:sz w:val="21"/>
+          <w:szCs w:val="21"/>
+        </w:rPr>
+        <w:t xml:space="preserve">Step 1:</w:t>
+      </w:r>
+    </w:p>
+    <w:p>
+      <w:pPr>
+        <w:pBdr>
+          <w:bottom w:val="single" w:color="AFBECC" w:sz="6"/>
+        </w:pBdr>
+        <w:spacing w:after="30" w:before="150"/>
+      </w:pPr>
+      <w:r>
+        <w:t xml:space="preserve"/>
+      </w:r>
+    </w:p>
+    <w:p>
+      <w:pPr>
+        <w:keepNext/>
+        <w:spacing w:after="0" w:before="50"/>
+      </w:pPr>
+      <w:r>
+        <w:rPr>
+          <w:b/>
+          <w:bCs/>
+          <w:color w:val="6B4FA0"/>
+          <w:sz w:val="21"/>
+          <w:szCs w:val="21"/>
+        </w:rPr>
+        <w:t xml:space="preserve">Step 2:</w:t>
+      </w:r>
+    </w:p>
+    <w:p>
+      <w:pPr>
+        <w:pBdr>
+          <w:bottom w:val="single" w:color="AFBECC" w:sz="6"/>
+        </w:pBdr>
+        <w:spacing w:after="30" w:before="150"/>
+      </w:pPr>
+      <w:r>
+        <w:t xml:space="preserve"/>
+      </w:r>
+    </w:p>
+    <w:p>
+      <w:pPr>
+        <w:keepNext/>
+        <w:spacing w:after="0" w:before="50"/>
+      </w:pPr>
+      <w:r>
+        <w:rPr>
+          <w:b/>
+          <w:bCs/>
+          <w:color w:val="6B4FA0"/>
+          <w:sz w:val="21"/>
+          <w:szCs w:val="21"/>
+        </w:rPr>
+        <w:t xml:space="preserve">Step 3:</w:t>
+      </w:r>
+    </w:p>
+    <w:p>
+      <w:pPr>
+        <w:pBdr>
+          <w:bottom w:val="single" w:color="AFBECC" w:sz="6"/>
+        </w:pBdr>
+        <w:spacing w:after="30" w:before="150"/>
+      </w:pPr>
+      <w:r>
+        <w:t xml:space="preserve"/>
+      </w:r>
+    </w:p>
+    <w:p>
+      <w:pPr>
+        <w:keepNext/>
+        <w:spacing w:after="0" w:before="60"/>
+      </w:pPr>
+      <w:r>
+        <w:rPr>
+          <w:b/>
+          <w:bCs/>
+          <w:color w:val="12355B"/>
+          <w:sz w:val="21"/>
+          <w:szCs w:val="21"/>
+        </w:rPr>
+        <w:t xml:space="preserve">Answer:</w:t>
+      </w:r>
+    </w:p>
+    <w:p>
+      <w:pPr>
+        <w:pBdr>
+          <w:bottom w:val="single" w:color="AFBECC" w:sz="6"/>
+        </w:pBdr>
+        <w:spacing w:after="30" w:before="150"/>
+      </w:pPr>
+      <w:r>
+        <w:t xml:space="preserve"/>
+      </w:r>
+    </w:p>
+    <w:p>
+      <w:pPr>
+        <w:spacing w:after="80"/>
+      </w:pPr>
+      <w:r>
+        <w:t xml:space="preserve"/>
+      </w:r>
+    </w:p>
+    <w:tbl>
+      <w:tblPr>
+        <w:tblW w:type="pct" w:w="100%"/>
+        <w:tblBorders>
+          <w:top w:val="single" w:color="BBD0DE" w:sz="8"/>
+          <w:left w:val="single" w:color="BBD0DE" w:sz="8"/>
+          <w:bottom w:val="single" w:color="BBD0DE" w:sz="8"/>
+          <w:right w:val="single" w:color="BBD0DE" w:sz="8"/>
+          <w:insideH w:val="single" w:color="auto" w:sz="4"/>
+          <w:insideV w:val="single" w:color="auto" w:sz="4"/>
+        </w:tblBorders>
+      </w:tblPr>
+      <w:tblGrid>
+        <w:gridCol w:w="100"/>
+      </w:tblGrid>
+      <w:tr>
+        <w:tc>
+          <w:tcPr>
+            <w:shd w:fill="EEF4F8" w:color="auto" w:val="clear"/>
+            <w:tcMar>
+              <w:top w:type="dxa" w:w="120"/>
+              <w:left w:type="dxa" w:w="180"/>
+              <w:bottom w:type="dxa" w:w="120"/>
+              <w:right w:type="dxa" w:w="180"/>
+            </w:tcMar>
+          </w:tcPr>
+          <w:p>
+            <w:pPr>
               <w:spacing w:after="60"/>
             </w:pPr>
             <w:r>
@@ -3196,6 +4492,97 @@
           <w:szCs w:val="19"/>
         </w:rPr>
         <w:t xml:space="preserve">  — Area 1 = 9 x 7 = 63 sq ft. Area 2 = 3 x 4 = 12 sq ft. Total = 63 + 12 = 75 square feet.</w:t>
+      </w:r>
+    </w:p>
+    <w:p>
+      <w:pPr>
+        <w:pStyle w:val="Heading2"/>
+        <w:spacing w:after="80" w:before="180"/>
+      </w:pPr>
+      <w:r>
+        <w:rPr>
+          <w:b/>
+          <w:bCs/>
+          <w:color w:val="12355B"/>
+          <w:sz w:val="24"/>
+          <w:szCs w:val="24"/>
+        </w:rPr>
+        <w:t xml:space="preserve">Math Writing Criteria</w:t>
+      </w:r>
+    </w:p>
+    <w:p>
+      <w:pPr>
+        <w:spacing w:after="100"/>
+      </w:pPr>
+      <w:r>
+        <w:rPr>
+          <w:i/>
+          <w:iCs/>
+          <w:color w:val="5F6F80"/>
+          <w:sz w:val="19"/>
+          <w:szCs w:val="19"/>
+        </w:rPr>
+        <w:t xml:space="preserve">The support level changes the amount of language scaffolding, not the mathematical expectation.</w:t>
+      </w:r>
+    </w:p>
+    <w:p>
+      <w:pPr>
+        <w:spacing w:after="80"/>
+      </w:pPr>
+      <w:r>
+        <w:rPr>
+          <w:sz w:val="20"/>
+          <w:szCs w:val="20"/>
+        </w:rPr>
+        <w:t xml:space="preserve">☐  I answered the question.</w:t>
+      </w:r>
+    </w:p>
+    <w:p>
+      <w:pPr>
+        <w:spacing w:after="80"/>
+      </w:pPr>
+      <w:r>
+        <w:rPr>
+          <w:sz w:val="20"/>
+          <w:szCs w:val="20"/>
+        </w:rPr>
+        <w:t xml:space="preserve">☐  I used math evidence: numbers, an equation, a model, or a comparison.</w:t>
+      </w:r>
+    </w:p>
+    <w:p>
+      <w:pPr>
+        <w:spacing w:after="80"/>
+      </w:pPr>
+      <w:r>
+        <w:rPr>
+          <w:sz w:val="20"/>
+          <w:szCs w:val="20"/>
+        </w:rPr>
+        <w:t xml:space="preserve">☐  I explained how the evidence proves my answer.</w:t>
+      </w:r>
+    </w:p>
+    <w:p>
+      <w:pPr>
+        <w:spacing w:after="80"/>
+      </w:pPr>
+      <w:r>
+        <w:rPr>
+          <w:sz w:val="20"/>
+          <w:szCs w:val="20"/>
+        </w:rPr>
+        <w:t xml:space="preserve">☐  I used at least two math words.</w:t>
+      </w:r>
+    </w:p>
+    <w:p>
+      <w:pPr>
+        <w:spacing w:after="80"/>
+      </w:pPr>
+      <w:r>
+        <w:rPr>
+          <w:sz w:val="20"/>
+          <w:szCs w:val="20"/>
+        </w:rPr>
+        <w:t xml:space="preserve">☐  I reread complete sentences and punctuation.</w:t>
       </w:r>
     </w:p>
     <w:sectPr>

--- a/lessons/5-5/downloads/5-5-notes-teacher.docx
+++ b/lessons/5-5/downloads/5-5-notes-teacher.docx
@@ -219,10 +219,12 @@
     <w:p>
       <w:pPr>
         <w:pStyle w:val="Heading1"/>
+        <w:keepNext/>
+        <w:keepLines/>
         <w:pBdr>
           <w:bottom w:val="single" w:color="1FA6A2" w:sz="14" w:space="6"/>
         </w:pBdr>
-        <w:spacing w:after="140" w:before="260"/>
+        <w:spacing w:after="140" w:before="300"/>
       </w:pPr>
       <w:r>
         <w:rPr>
@@ -1331,10 +1333,12 @@
     <w:p>
       <w:pPr>
         <w:pStyle w:val="Heading1"/>
+        <w:keepNext/>
+        <w:keepLines/>
         <w:pBdr>
           <w:bottom w:val="single" w:color="1FA6A2" w:sz="14" w:space="6"/>
         </w:pBdr>
-        <w:spacing w:after="140" w:before="260"/>
+        <w:spacing w:after="140" w:before="300"/>
       </w:pPr>
       <w:r>
         <w:rPr>
@@ -1430,7 +1434,8 @@
     </w:p>
     <w:p>
       <w:pPr>
-        <w:spacing w:after="120" w:before="80"/>
+        <w:keepLines/>
+        <w:spacing w:after="260" w:before="200"/>
       </w:pPr>
       <w:r>
         <w:rPr>
@@ -1447,34 +1452,27 @@
           <w:sz w:val="22"/>
           <w:szCs w:val="22"/>
         </w:rPr>
-        <w:t xml:space="preserve">The number of unit cubes inside a prism, found with V = l × w × h, is the ___.</w:t>
-      </w:r>
-    </w:p>
-    <w:p>
-      <w:pPr>
-        <w:spacing w:after="120" w:before="80"/>
-      </w:pPr>
-      <w:r>
-        <w:rPr>
-          <w:b/>
-          <w:bCs/>
-          <w:color w:val="12355B"/>
+        <w:t xml:space="preserve">The number of unit cubes inside a prism, found with V = l × w × h, is the </w:t>
+      </w:r>
+      <w:r>
+        <w:rPr>
           <w:sz w:val="22"/>
           <w:szCs w:val="22"/>
         </w:rPr>
-        <w:t xml:space="preserve">2.  </w:t>
+        <w:t xml:space="preserve">________________</w:t>
       </w:r>
       <w:r>
         <w:rPr>
           <w:sz w:val="22"/>
           <w:szCs w:val="22"/>
         </w:rPr>
-        <w:t xml:space="preserve">The amount of space inside a three-dimensional solid is its ___.</w:t>
-      </w:r>
-    </w:p>
-    <w:p>
-      <w:pPr>
-        <w:spacing w:after="120" w:before="80"/>
+        <w:t xml:space="preserve">.</w:t>
+      </w:r>
+    </w:p>
+    <w:p>
+      <w:pPr>
+        <w:keepLines/>
+        <w:spacing w:after="260" w:before="200"/>
       </w:pPr>
       <w:r>
         <w:rPr>
@@ -1484,41 +1482,34 @@
           <w:sz w:val="22"/>
           <w:szCs w:val="22"/>
         </w:rPr>
-        <w:t xml:space="preserve">3.  </w:t>
+        <w:t xml:space="preserve">2.  </w:t>
       </w:r>
       <w:r>
         <w:rPr>
           <w:sz w:val="22"/>
           <w:szCs w:val="22"/>
         </w:rPr>
-        <w:t xml:space="preserve">A solid with six rectangular faces, like a box, is a ___.</w:t>
-      </w:r>
-    </w:p>
-    <w:p>
-      <w:pPr>
-        <w:spacing w:after="120" w:before="80"/>
-      </w:pPr>
-      <w:r>
-        <w:rPr>
-          <w:b/>
-          <w:bCs/>
-          <w:color w:val="12355B"/>
+        <w:t xml:space="preserve">The amount of space inside a three-dimensional solid is its </w:t>
+      </w:r>
+      <w:r>
+        <w:rPr>
           <w:sz w:val="22"/>
           <w:szCs w:val="22"/>
         </w:rPr>
-        <w:t xml:space="preserve">4.  </w:t>
+        <w:t xml:space="preserve">________________</w:t>
       </w:r>
       <w:r>
         <w:rPr>
           <w:sz w:val="22"/>
           <w:szCs w:val="22"/>
         </w:rPr>
-        <w:t xml:space="preserve">The unit used to measure volume, like cubic centimeters, is ___.</w:t>
-      </w:r>
-    </w:p>
-    <w:p>
-      <w:pPr>
-        <w:spacing w:after="120" w:before="80"/>
+        <w:t xml:space="preserve">.</w:t>
+      </w:r>
+    </w:p>
+    <w:p>
+      <w:pPr>
+        <w:keepLines/>
+        <w:spacing w:after="260" w:before="200"/>
       </w:pPr>
       <w:r>
         <w:rPr>
@@ -1528,41 +1519,34 @@
           <w:sz w:val="22"/>
           <w:szCs w:val="22"/>
         </w:rPr>
-        <w:t xml:space="preserve">5.  </w:t>
+        <w:t xml:space="preserve">3.  </w:t>
       </w:r>
       <w:r>
         <w:rPr>
           <w:sz w:val="22"/>
           <w:szCs w:val="22"/>
         </w:rPr>
-        <w:t xml:space="preserve">The three edge measurements of a rectangular prism are its ___.</w:t>
-      </w:r>
-    </w:p>
-    <w:p>
-      <w:pPr>
-        <w:spacing w:after="120" w:before="80"/>
-      </w:pPr>
-      <w:r>
-        <w:rPr>
-          <w:b/>
-          <w:bCs/>
-          <w:color w:val="12355B"/>
+        <w:t xml:space="preserve">A solid with six rectangular faces, like a box, is a </w:t>
+      </w:r>
+      <w:r>
+        <w:rPr>
           <w:sz w:val="22"/>
           <w:szCs w:val="22"/>
         </w:rPr>
-        <w:t xml:space="preserve">6.  </w:t>
+        <w:t xml:space="preserve">________________</w:t>
       </w:r>
       <w:r>
         <w:rPr>
           <w:sz w:val="22"/>
           <w:szCs w:val="22"/>
         </w:rPr>
-        <w:t xml:space="preserve">A flat pattern that folds up into a solid is a ___.</w:t>
-      </w:r>
-    </w:p>
-    <w:p>
-      <w:pPr>
-        <w:spacing w:after="120" w:before="80"/>
+        <w:t xml:space="preserve">.</w:t>
+      </w:r>
+    </w:p>
+    <w:p>
+      <w:pPr>
+        <w:keepLines/>
+        <w:spacing w:after="260" w:before="200"/>
       </w:pPr>
       <w:r>
         <w:rPr>
@@ -1572,24 +1556,150 @@
           <w:sz w:val="22"/>
           <w:szCs w:val="22"/>
         </w:rPr>
-        <w:t xml:space="preserve">7.  </w:t>
+        <w:t xml:space="preserve">4.  </w:t>
       </w:r>
       <w:r>
         <w:rPr>
           <w:sz w:val="22"/>
           <w:szCs w:val="22"/>
         </w:rPr>
-        <w:t xml:space="preserve">A line segment where two faces of a solid meet is an ___.</w:t>
+        <w:t xml:space="preserve">The unit used to measure volume, like cubic centimeters, is </w:t>
+      </w:r>
+      <w:r>
+        <w:rPr>
+          <w:sz w:val="22"/>
+          <w:szCs w:val="22"/>
+        </w:rPr>
+        <w:t xml:space="preserve">________________</w:t>
+      </w:r>
+      <w:r>
+        <w:rPr>
+          <w:sz w:val="22"/>
+          <w:szCs w:val="22"/>
+        </w:rPr>
+        <w:t xml:space="preserve">.</w:t>
+      </w:r>
+    </w:p>
+    <w:p>
+      <w:pPr>
+        <w:keepLines/>
+        <w:spacing w:after="260" w:before="200"/>
+      </w:pPr>
+      <w:r>
+        <w:rPr>
+          <w:b/>
+          <w:bCs/>
+          <w:color w:val="12355B"/>
+          <w:sz w:val="22"/>
+          <w:szCs w:val="22"/>
+        </w:rPr>
+        <w:t xml:space="preserve">5.  </w:t>
+      </w:r>
+      <w:r>
+        <w:rPr>
+          <w:sz w:val="22"/>
+          <w:szCs w:val="22"/>
+        </w:rPr>
+        <w:t xml:space="preserve">The three edge measurements of a rectangular prism are its </w:t>
+      </w:r>
+      <w:r>
+        <w:rPr>
+          <w:sz w:val="22"/>
+          <w:szCs w:val="22"/>
+        </w:rPr>
+        <w:t xml:space="preserve">________________</w:t>
+      </w:r>
+      <w:r>
+        <w:rPr>
+          <w:sz w:val="22"/>
+          <w:szCs w:val="22"/>
+        </w:rPr>
+        <w:t xml:space="preserve">.</w:t>
+      </w:r>
+    </w:p>
+    <w:p>
+      <w:pPr>
+        <w:keepLines/>
+        <w:spacing w:after="260" w:before="200"/>
+      </w:pPr>
+      <w:r>
+        <w:rPr>
+          <w:b/>
+          <w:bCs/>
+          <w:color w:val="12355B"/>
+          <w:sz w:val="22"/>
+          <w:szCs w:val="22"/>
+        </w:rPr>
+        <w:t xml:space="preserve">6.  </w:t>
+      </w:r>
+      <w:r>
+        <w:rPr>
+          <w:sz w:val="22"/>
+          <w:szCs w:val="22"/>
+        </w:rPr>
+        <w:t xml:space="preserve">A flat pattern that folds up into a solid is a </w:t>
+      </w:r>
+      <w:r>
+        <w:rPr>
+          <w:sz w:val="22"/>
+          <w:szCs w:val="22"/>
+        </w:rPr>
+        <w:t xml:space="preserve">________________</w:t>
+      </w:r>
+      <w:r>
+        <w:rPr>
+          <w:sz w:val="22"/>
+          <w:szCs w:val="22"/>
+        </w:rPr>
+        <w:t xml:space="preserve">.</w:t>
+      </w:r>
+    </w:p>
+    <w:p>
+      <w:pPr>
+        <w:keepLines/>
+        <w:spacing w:after="260" w:before="200"/>
+      </w:pPr>
+      <w:r>
+        <w:rPr>
+          <w:b/>
+          <w:bCs/>
+          <w:color w:val="12355B"/>
+          <w:sz w:val="22"/>
+          <w:szCs w:val="22"/>
+        </w:rPr>
+        <w:t xml:space="preserve">7.  </w:t>
+      </w:r>
+      <w:r>
+        <w:rPr>
+          <w:sz w:val="22"/>
+          <w:szCs w:val="22"/>
+        </w:rPr>
+        <w:t xml:space="preserve">A line segment where two faces of a solid meet is an </w:t>
+      </w:r>
+      <w:r>
+        <w:rPr>
+          <w:sz w:val="22"/>
+          <w:szCs w:val="22"/>
+        </w:rPr>
+        <w:t xml:space="preserve">________________</w:t>
+      </w:r>
+      <w:r>
+        <w:rPr>
+          <w:sz w:val="22"/>
+          <w:szCs w:val="22"/>
+        </w:rPr>
+        <w:t xml:space="preserve">.</w:t>
       </w:r>
     </w:p>
     <w:p>
       <w:pPr>
         <w:pStyle w:val="Heading1"/>
-        <w:pageBreakBefore/>
+        <w:keepNext/>
+        <w:keepLines/>
         <w:pBdr>
           <w:bottom w:val="single" w:color="1FA6A2" w:sz="14" w:space="6"/>
         </w:pBdr>
-        <w:spacing w:after="140" w:before="0"/>
+        <w:spacing w:after="140" w:before="300"/>
       </w:pPr>
       <w:r>
         <w:rPr>
@@ -2870,11 +2980,12 @@
     <w:p>
       <w:pPr>
         <w:pStyle w:val="Heading1"/>
-        <w:pageBreakBefore/>
+        <w:keepNext/>
+        <w:keepLines/>
         <w:pBdr>
           <w:bottom w:val="single" w:color="1FA6A2" w:sz="14" w:space="6"/>
         </w:pBdr>
-        <w:spacing w:after="140" w:before="0"/>
+        <w:spacing w:after="140" w:before="300"/>
       </w:pPr>
       <w:r>
         <w:rPr>
@@ -3207,11 +3318,12 @@
     <w:p>
       <w:pPr>
         <w:pStyle w:val="Heading1"/>
-        <w:pageBreakBefore/>
+        <w:keepNext/>
+        <w:keepLines/>
         <w:pBdr>
           <w:bottom w:val="single" w:color="1FA6A2" w:sz="14" w:space="6"/>
         </w:pBdr>
-        <w:spacing w:after="140" w:before="0"/>
+        <w:spacing w:after="140" w:before="300"/>
       </w:pPr>
       <w:r>
         <w:rPr>
@@ -4013,11 +4125,12 @@
     <w:p>
       <w:pPr>
         <w:pStyle w:val="Heading1"/>
-        <w:pageBreakBefore/>
+        <w:keepNext/>
+        <w:keepLines/>
         <w:pBdr>
           <w:bottom w:val="single" w:color="1FA6A2" w:sz="14" w:space="6"/>
         </w:pBdr>
-        <w:spacing w:after="140" w:before="0"/>
+        <w:spacing w:after="140" w:before="300"/>
       </w:pPr>
       <w:r>
         <w:rPr>
@@ -4932,11 +5045,12 @@
     <w:p>
       <w:pPr>
         <w:pStyle w:val="Heading1"/>
-        <w:pageBreakBefore/>
+        <w:keepNext/>
+        <w:keepLines/>
         <w:pBdr>
           <w:bottom w:val="single" w:color="1FA6A2" w:sz="14" w:space="6"/>
         </w:pBdr>
-        <w:spacing w:after="140" w:before="0"/>
+        <w:spacing w:after="140" w:before="300"/>
       </w:pPr>
       <w:r>
         <w:rPr>
@@ -5049,6 +5163,8 @@
     <w:p>
       <w:pPr>
         <w:pStyle w:val="Heading1"/>
+        <w:keepNext/>
+        <w:keepLines/>
         <w:pageBreakBefore/>
         <w:pBdr>
           <w:bottom w:val="single" w:color="1FA6A2" w:sz="14" w:space="6"/>

--- a/lessons/5-5/downloads/5-5-notes-teacher.docx
+++ b/lessons/5-5/downloads/5-5-notes-teacher.docx
@@ -1712,47 +1712,6 @@
         <w:t xml:space="preserve">Write About the Math</w:t>
       </w:r>
     </w:p>
-    <w:p>
-      <w:pPr>
-        <w:spacing w:after="100"/>
-      </w:pPr>
-      <w:r>
-        <w:rPr>
-          <w:i/>
-          <w:iCs/>
-          <w:color w:val="5F6F80"/>
-          <w:sz w:val="19"/>
-          <w:szCs w:val="19"/>
-        </w:rPr>
-        <w:t xml:space="preserve">Use the support level you need. Every level answers the same math question.</w:t>
-      </w:r>
-    </w:p>
-    <w:p>
-      <w:pPr>
-        <w:pStyle w:val="Heading2"/>
-        <w:spacing w:after="80" w:before="180"/>
-      </w:pPr>
-      <w:r>
-        <w:rPr>
-          <w:b/>
-          <w:bCs/>
-          <w:color w:val="12355B"/>
-          <w:sz w:val="24"/>
-          <w:szCs w:val="24"/>
-        </w:rPr>
-        <w:t xml:space="preserve">1. Understand the Question</w:t>
-      </w:r>
-      <w:r>
-        <w:rPr>
-          <w:i/>
-          <w:iCs/>
-          <w:color w:val="B97A12"/>
-          <w:sz w:val="19"/>
-          <w:szCs w:val="19"/>
-        </w:rPr>
-        <w:t xml:space="preserve">   explain</w:t>
-      </w:r>
-    </w:p>
     <w:tbl>
       <w:tblPr>
         <w:tblW w:type="pct" w:w="100%"/>
@@ -1791,344 +1750,6 @@
               </w:rPr>
               <w:t xml:space="preserve">How many more cubic inches does the large box hold than the medium box?</w:t>
             </w:r>
-          </w:p>
-          <w:p>
-            <w:pPr>
-              <w:spacing w:after="0"/>
-            </w:pPr>
-            <w:r>
-              <w:rPr>
-                <w:b/>
-                <w:bCs/>
-                <w:color w:val="12355B"/>
-                <w:sz w:val="20"/>
-                <w:szCs w:val="20"/>
-              </w:rPr>
-              <w:t xml:space="preserve">Your job:  </w:t>
-            </w:r>
-            <w:r>
-              <w:rPr>
-                <w:sz w:val="20"/>
-                <w:szCs w:val="20"/>
-              </w:rPr>
-              <w:t xml:space="preserve">Answer the question. Use math evidence. Explain how the evidence proves your answer.</w:t>
-            </w:r>
-            <w:r>
-              <w:rPr>
-                <w:i/>
-                <w:iCs/>
-                <w:color w:val="5F6F80"/>
-                <w:sz w:val="18"/>
-                <w:szCs w:val="18"/>
-              </w:rPr>
-              <w:br/>
-              <w:t xml:space="preserve">Responde la pregunta. Usa evidencia matemática. Explica cómo la evidencia demuestra tu respuesta.</w:t>
-            </w:r>
-          </w:p>
-        </w:tc>
-      </w:tr>
-    </w:tbl>
-    <w:p>
-      <w:pPr>
-        <w:pStyle w:val="Heading2"/>
-        <w:spacing w:after="80" w:before="180"/>
-      </w:pPr>
-      <w:r>
-        <w:rPr>
-          <w:b/>
-          <w:bCs/>
-          <w:color w:val="12355B"/>
-          <w:sz w:val="24"/>
-          <w:szCs w:val="24"/>
-        </w:rPr>
-        <w:t xml:space="preserve">2. Plan Your Math Words</w:t>
-      </w:r>
-      <w:r>
-        <w:rPr>
-          <w:i/>
-          <w:iCs/>
-          <w:color w:val="1FA6A2"/>
-          <w:sz w:val="19"/>
-          <w:szCs w:val="19"/>
-        </w:rPr>
-        <w:t xml:space="preserve">   check at least two</w:t>
-      </w:r>
-    </w:p>
-    <w:p>
-      <w:pPr>
-        <w:spacing w:after="60"/>
-      </w:pPr>
-      <w:r>
-        <w:rPr>
-          <w:b/>
-          <w:bCs/>
-          <w:color w:val="1FA6A2"/>
-          <w:sz w:val="22"/>
-          <w:szCs w:val="22"/>
-        </w:rPr>
-        <w:t xml:space="preserve">☐  </w:t>
-      </w:r>
-      <w:r>
-        <w:rPr>
-          <w:b/>
-          <w:bCs/>
-          <w:color w:val="12355B"/>
-          <w:sz w:val="20"/>
-          <w:szCs w:val="20"/>
-        </w:rPr>
-        <w:t xml:space="preserve">Volume with Whole-Number Edges — </w:t>
-      </w:r>
-      <w:r>
-        <w:rPr>
-          <w:sz w:val="20"/>
-          <w:szCs w:val="20"/>
-        </w:rPr>
-        <w:t xml:space="preserve">The number of unit cubes inside a rectangular prism. Formula: V = l × w × h.</w:t>
-      </w:r>
-      <w:r>
-        <w:rPr>
-          <w:i/>
-          <w:iCs/>
-          <w:color w:val="5F6F80"/>
-          <w:sz w:val="18"/>
-          <w:szCs w:val="18"/>
-        </w:rPr>
-        <w:br/>
-        <w:t xml:space="preserve">Volumen con aristas de números enteros — La cantidad de cubos unitarios dentro de un prisma rectangular. Fórmula: V = l × w × h.</w:t>
-      </w:r>
-    </w:p>
-    <w:p>
-      <w:pPr>
-        <w:spacing w:after="60"/>
-      </w:pPr>
-      <w:r>
-        <w:rPr>
-          <w:b/>
-          <w:bCs/>
-          <w:color w:val="1FA6A2"/>
-          <w:sz w:val="22"/>
-          <w:szCs w:val="22"/>
-        </w:rPr>
-        <w:t xml:space="preserve">☐  </w:t>
-      </w:r>
-      <w:r>
-        <w:rPr>
-          <w:b/>
-          <w:bCs/>
-          <w:color w:val="12355B"/>
-          <w:sz w:val="20"/>
-          <w:szCs w:val="20"/>
-        </w:rPr>
-        <w:t xml:space="preserve">Volume — </w:t>
-      </w:r>
-      <w:r>
-        <w:rPr>
-          <w:sz w:val="20"/>
-          <w:szCs w:val="20"/>
-        </w:rPr>
-        <w:t xml:space="preserve">How much space is inside a solid shape.</w:t>
-      </w:r>
-      <w:r>
-        <w:rPr>
-          <w:i/>
-          <w:iCs/>
-          <w:color w:val="5F6F80"/>
-          <w:sz w:val="18"/>
-          <w:szCs w:val="18"/>
-        </w:rPr>
-        <w:br/>
-        <w:t xml:space="preserve">Volumen — Cuánto espacio hay dentro de una figura sólida.</w:t>
-      </w:r>
-    </w:p>
-    <w:p>
-      <w:pPr>
-        <w:spacing w:after="60"/>
-      </w:pPr>
-      <w:r>
-        <w:rPr>
-          <w:b/>
-          <w:bCs/>
-          <w:color w:val="1FA6A2"/>
-          <w:sz w:val="22"/>
-          <w:szCs w:val="22"/>
-        </w:rPr>
-        <w:t xml:space="preserve">☐  </w:t>
-      </w:r>
-      <w:r>
-        <w:rPr>
-          <w:b/>
-          <w:bCs/>
-          <w:color w:val="12355B"/>
-          <w:sz w:val="20"/>
-          <w:szCs w:val="20"/>
-        </w:rPr>
-        <w:t xml:space="preserve">Rectangular prism — </w:t>
-      </w:r>
-      <w:r>
-        <w:rPr>
-          <w:sz w:val="20"/>
-          <w:szCs w:val="20"/>
-        </w:rPr>
-        <w:t xml:space="preserve">A solid box shape with six flat rectangle sides.</w:t>
-      </w:r>
-      <w:r>
-        <w:rPr>
-          <w:i/>
-          <w:iCs/>
-          <w:color w:val="5F6F80"/>
-          <w:sz w:val="18"/>
-          <w:szCs w:val="18"/>
-        </w:rPr>
-        <w:br/>
-        <w:t xml:space="preserve">Prisma rectangular — Una figura sólida en forma de caja con seis lados rectangulares.</w:t>
-      </w:r>
-    </w:p>
-    <w:p>
-      <w:pPr>
-        <w:spacing w:after="60"/>
-      </w:pPr>
-      <w:r>
-        <w:rPr>
-          <w:b/>
-          <w:bCs/>
-          <w:color w:val="1FA6A2"/>
-          <w:sz w:val="22"/>
-          <w:szCs w:val="22"/>
-        </w:rPr>
-        <w:t xml:space="preserve">☐  </w:t>
-      </w:r>
-      <w:r>
-        <w:rPr>
-          <w:b/>
-          <w:bCs/>
-          <w:color w:val="12355B"/>
-          <w:sz w:val="20"/>
-          <w:szCs w:val="20"/>
-        </w:rPr>
-        <w:t xml:space="preserve">Cubic units — </w:t>
-      </w:r>
-      <w:r>
-        <w:rPr>
-          <w:sz w:val="20"/>
-          <w:szCs w:val="20"/>
-        </w:rPr>
-        <w:t xml:space="preserve">The units used to measure space inside, like cubic inches.</w:t>
-      </w:r>
-      <w:r>
-        <w:rPr>
-          <w:i/>
-          <w:iCs/>
-          <w:color w:val="5F6F80"/>
-          <w:sz w:val="18"/>
-          <w:szCs w:val="18"/>
-        </w:rPr>
-        <w:br/>
-        <w:t xml:space="preserve">Unidades cúbicas — Las unidades para medir el espacio interior, como pulgadas cúbicas.</w:t>
-      </w:r>
-    </w:p>
-    <w:p>
-      <w:pPr>
-        <w:spacing w:after="60"/>
-      </w:pPr>
-      <w:r>
-        <w:rPr>
-          <w:b/>
-          <w:bCs/>
-          <w:color w:val="1FA6A2"/>
-          <w:sz w:val="22"/>
-          <w:szCs w:val="22"/>
-        </w:rPr>
-        <w:t xml:space="preserve">☐  </w:t>
-      </w:r>
-      <w:r>
-        <w:rPr>
-          <w:b/>
-          <w:bCs/>
-          <w:color w:val="12355B"/>
-          <w:sz w:val="20"/>
-          <w:szCs w:val="20"/>
-        </w:rPr>
-        <w:t xml:space="preserve">Length, width, height — </w:t>
-      </w:r>
-      <w:r>
-        <w:rPr>
-          <w:sz w:val="20"/>
-          <w:szCs w:val="20"/>
-        </w:rPr>
-        <w:t xml:space="preserve">How long, how wide, and how tall a box is.</w:t>
-      </w:r>
-      <w:r>
-        <w:rPr>
-          <w:i/>
-          <w:iCs/>
-          <w:color w:val="5F6F80"/>
-          <w:sz w:val="18"/>
-          <w:szCs w:val="18"/>
-        </w:rPr>
-        <w:br/>
-        <w:t xml:space="preserve">Largo, ancho, altura — Qué tan largo, ancho y alto es una caja.</w:t>
-      </w:r>
-    </w:p>
-    <w:tbl>
-      <w:tblPr>
-        <w:tblW w:type="pct" w:w="100%"/>
-        <w:tblBorders>
-          <w:top w:val="single" w:color="1FA6A2" w:sz="8"/>
-          <w:left w:val="single" w:color="1FA6A2" w:sz="8"/>
-          <w:bottom w:val="single" w:color="1FA6A2" w:sz="8"/>
-          <w:right w:val="single" w:color="1FA6A2" w:sz="8"/>
-          <w:insideH w:val="single" w:color="auto" w:sz="4"/>
-          <w:insideV w:val="single" w:color="auto" w:sz="4"/>
-        </w:tblBorders>
-      </w:tblPr>
-      <w:tblGrid>
-        <w:gridCol w:w="100"/>
-      </w:tblGrid>
-      <w:tr>
-        <w:tc>
-          <w:tcPr>
-            <w:shd w:fill="F7FFFD" w:color="auto" w:val="clear"/>
-            <w:tcMar>
-              <w:top w:type="dxa" w:w="120"/>
-              <w:left w:type="dxa" w:w="180"/>
-              <w:bottom w:type="dxa" w:w="120"/>
-              <w:right w:type="dxa" w:w="180"/>
-            </w:tcMar>
-          </w:tcPr>
-          <w:p>
-            <w:pPr>
-              <w:spacing w:after="50"/>
-            </w:pPr>
-            <w:r>
-              <w:rPr>
-                <w:b/>
-                <w:bCs/>
-                <w:color w:val="1FA6A2"/>
-                <w:sz w:val="20"/>
-                <w:szCs w:val="20"/>
-              </w:rPr>
-              <w:t xml:space="preserve">Say it first:  </w:t>
-            </w:r>
-            <w:r>
-              <w:rPr>
-                <w:sz w:val="20"/>
-                <w:szCs w:val="20"/>
-              </w:rPr>
-              <w:t xml:space="preserve">Say your idea to a partner or quietly to yourself before you write.</w:t>
-            </w:r>
-          </w:p>
-          <w:p>
-            <w:pPr>
-              <w:spacing w:after="60"/>
-            </w:pPr>
-            <w:r>
-              <w:rPr>
-                <w:color w:val="1A2733"/>
-                <w:sz w:val="21"/>
-                <w:szCs w:val="21"/>
-              </w:rPr>
-              <w:t xml:space="preserve">The large box volume is ___ in³ because V = ___ × ___ × ___. The medium box volume is ___ in³. The large box holds ___ more cubic inches.</w:t>
-            </w:r>
             <w:r>
               <w:rPr>
                 <w:i/>
@@ -2138,7 +1759,7 @@
                 <w:szCs w:val="19"/>
               </w:rPr>
               <w:br/>
-              <w:t xml:space="preserve">Di tu respuesta primero: Mi respuesta es ___ porque ___.</w:t>
+              <w:t xml:space="preserve">¿Cuántas pulgadas cúbicas más tiene la caja grande que la caja mediana?</w:t>
             </w:r>
           </w:p>
         </w:tc>
@@ -2146,28 +1767,192 @@
     </w:tbl>
     <w:p>
       <w:pPr>
-        <w:pStyle w:val="Heading2"/>
-        <w:spacing w:after="80" w:before="180"/>
-      </w:pPr>
-      <w:r>
-        <w:rPr>
-          <w:b/>
-          <w:bCs/>
-          <w:color w:val="12355B"/>
-          <w:sz w:val="24"/>
-          <w:szCs w:val="24"/>
-        </w:rPr>
-        <w:t xml:space="preserve">3. Build Your Explanation</w:t>
-      </w:r>
+        <w:spacing w:after="100"/>
+      </w:pPr>
       <w:r>
         <w:rPr>
           <w:i/>
           <w:iCs/>
-          <w:color w:val="B97A12"/>
+          <w:color w:val="5F6F80"/>
           <w:sz w:val="19"/>
           <w:szCs w:val="19"/>
         </w:rPr>
-        <w:t xml:space="preserve">   choose your support</w:t>
+        <w:t xml:space="preserve">Say your answer to a partner first. Then write it, using at least two of these words:</w:t>
+      </w:r>
+    </w:p>
+    <w:p>
+      <w:pPr>
+        <w:spacing w:after="40"/>
+      </w:pPr>
+      <w:r>
+        <w:rPr>
+          <w:b/>
+          <w:bCs/>
+          <w:color w:val="1FA6A2"/>
+          <w:sz w:val="22"/>
+          <w:szCs w:val="22"/>
+        </w:rPr>
+        <w:t xml:space="preserve">☐  </w:t>
+      </w:r>
+      <w:r>
+        <w:rPr>
+          <w:b/>
+          <w:bCs/>
+          <w:color w:val="12355B"/>
+          <w:sz w:val="20"/>
+          <w:szCs w:val="20"/>
+        </w:rPr>
+        <w:t xml:space="preserve">Volume</w:t>
+      </w:r>
+      <w:r>
+        <w:rPr>
+          <w:i/>
+          <w:iCs/>
+          <w:color w:val="5F6F80"/>
+          <w:sz w:val="18"/>
+          <w:szCs w:val="18"/>
+        </w:rPr>
+        <w:t xml:space="preserve">  ·  Volumen</w:t>
+      </w:r>
+    </w:p>
+    <w:p>
+      <w:pPr>
+        <w:spacing w:after="40"/>
+      </w:pPr>
+      <w:r>
+        <w:rPr>
+          <w:b/>
+          <w:bCs/>
+          <w:color w:val="1FA6A2"/>
+          <w:sz w:val="22"/>
+          <w:szCs w:val="22"/>
+        </w:rPr>
+        <w:t xml:space="preserve">☐  </w:t>
+      </w:r>
+      <w:r>
+        <w:rPr>
+          <w:b/>
+          <w:bCs/>
+          <w:color w:val="12355B"/>
+          <w:sz w:val="20"/>
+          <w:szCs w:val="20"/>
+        </w:rPr>
+        <w:t xml:space="preserve">Rectangular prism</w:t>
+      </w:r>
+      <w:r>
+        <w:rPr>
+          <w:i/>
+          <w:iCs/>
+          <w:color w:val="5F6F80"/>
+          <w:sz w:val="18"/>
+          <w:szCs w:val="18"/>
+        </w:rPr>
+        <w:t xml:space="preserve">  ·  Prisma rectangular</w:t>
+      </w:r>
+    </w:p>
+    <w:p>
+      <w:pPr>
+        <w:spacing w:after="40"/>
+      </w:pPr>
+      <w:r>
+        <w:rPr>
+          <w:b/>
+          <w:bCs/>
+          <w:color w:val="1FA6A2"/>
+          <w:sz w:val="22"/>
+          <w:szCs w:val="22"/>
+        </w:rPr>
+        <w:t xml:space="preserve">☐  </w:t>
+      </w:r>
+      <w:r>
+        <w:rPr>
+          <w:b/>
+          <w:bCs/>
+          <w:color w:val="12355B"/>
+          <w:sz w:val="20"/>
+          <w:szCs w:val="20"/>
+        </w:rPr>
+        <w:t xml:space="preserve">Cubic units</w:t>
+      </w:r>
+      <w:r>
+        <w:rPr>
+          <w:i/>
+          <w:iCs/>
+          <w:color w:val="5F6F80"/>
+          <w:sz w:val="18"/>
+          <w:szCs w:val="18"/>
+        </w:rPr>
+        <w:t xml:space="preserve">  ·  Unidades cúbicas</w:t>
+      </w:r>
+    </w:p>
+    <w:p>
+      <w:pPr>
+        <w:spacing w:after="40"/>
+      </w:pPr>
+      <w:r>
+        <w:rPr>
+          <w:b/>
+          <w:bCs/>
+          <w:color w:val="1FA6A2"/>
+          <w:sz w:val="22"/>
+          <w:szCs w:val="22"/>
+        </w:rPr>
+        <w:t xml:space="preserve">☐  </w:t>
+      </w:r>
+      <w:r>
+        <w:rPr>
+          <w:b/>
+          <w:bCs/>
+          <w:color w:val="12355B"/>
+          <w:sz w:val="20"/>
+          <w:szCs w:val="20"/>
+        </w:rPr>
+        <w:t xml:space="preserve">Length, width, height</w:t>
+      </w:r>
+      <w:r>
+        <w:rPr>
+          <w:i/>
+          <w:iCs/>
+          <w:color w:val="5F6F80"/>
+          <w:sz w:val="18"/>
+          <w:szCs w:val="18"/>
+        </w:rPr>
+        <w:t xml:space="preserve">  ·  Largo, ancho, altura</w:t>
+      </w:r>
+    </w:p>
+    <w:p>
+      <w:pPr>
+        <w:spacing w:after="40"/>
+      </w:pPr>
+      <w:r>
+        <w:rPr>
+          <w:b/>
+          <w:bCs/>
+          <w:color w:val="1FA6A2"/>
+          <w:sz w:val="22"/>
+          <w:szCs w:val="22"/>
+        </w:rPr>
+        <w:t xml:space="preserve">☐  </w:t>
+      </w:r>
+      <w:r>
+        <w:rPr>
+          <w:b/>
+          <w:bCs/>
+          <w:color w:val="12355B"/>
+          <w:sz w:val="20"/>
+          <w:szCs w:val="20"/>
+        </w:rPr>
+        <w:t xml:space="preserve">Net</w:t>
+      </w:r>
+      <w:r>
+        <w:rPr>
+          <w:i/>
+          <w:iCs/>
+          <w:color w:val="5F6F80"/>
+          <w:sz w:val="18"/>
+          <w:szCs w:val="18"/>
+        </w:rPr>
+        <w:t xml:space="preserve">  ·  Plantilla (desarrollo plano)</w:t>
       </w:r>
     </w:p>
     <w:tbl>
@@ -2198,21 +1983,6 @@
           </w:tcPr>
           <w:p>
             <w:pPr>
-              <w:spacing w:after="50"/>
-            </w:pPr>
-            <w:r>
-              <w:rPr>
-                <w:i/>
-                <w:iCs/>
-                <w:color w:val="5F6F80"/>
-                <w:sz w:val="19"/>
-                <w:szCs w:val="19"/>
-              </w:rPr>
-              <w:t xml:space="preserve">This model shows the parts of an explanation. It does not answer your writing question.</w:t>
-            </w:r>
-          </w:p>
-          <w:p>
-            <w:pPr>
               <w:spacing w:after="80"/>
             </w:pPr>
             <w:r>
@@ -2223,58 +1993,14 @@
                 <w:sz w:val="19"/>
                 <w:szCs w:val="19"/>
               </w:rPr>
-              <w:t xml:space="preserve">Claim:  </w:t>
+              <w:t xml:space="preserve">Model:  </w:t>
             </w:r>
             <w:r>
               <w:rPr>
                 <w:sz w:val="19"/>
                 <w:szCs w:val="19"/>
               </w:rPr>
-              <w:t xml:space="preserve">Volume measures space in three directions, so you need length, width, and height.</w:t>
-            </w:r>
-          </w:p>
-          <w:p>
-            <w:pPr>
-              <w:spacing w:after="80"/>
-            </w:pPr>
-            <w:r>
-              <w:rPr>
-                <w:b/>
-                <w:bCs/>
-                <w:color w:val="12355B"/>
-                <w:sz w:val="19"/>
-                <w:szCs w:val="19"/>
-              </w:rPr>
-              <w:t xml:space="preserve">Evidence:  </w:t>
-            </w:r>
-            <w:r>
-              <w:rPr>
-                <w:sz w:val="19"/>
-                <w:szCs w:val="19"/>
-              </w:rPr>
-              <w:t xml:space="preserve">Students explain that volume is three-dimensional, so all three edges (length, width, height) are needed; two measurements only give area of one face.</w:t>
-            </w:r>
-          </w:p>
-          <w:p>
-            <w:pPr>
-              <w:spacing w:after="80"/>
-            </w:pPr>
-            <w:r>
-              <w:rPr>
-                <w:b/>
-                <w:bCs/>
-                <w:color w:val="12355B"/>
-                <w:sz w:val="19"/>
-                <w:szCs w:val="19"/>
-              </w:rPr>
-              <w:t xml:space="preserve">Reasoning:  </w:t>
-            </w:r>
-            <w:r>
-              <w:rPr>
-                <w:sz w:val="19"/>
-                <w:szCs w:val="19"/>
-              </w:rPr>
-              <w:t xml:space="preserve">This evidence connects the definition of volume to the mathematical claim.</w:t>
+              <w:t xml:space="preserve">Volume measures space in three directions, so you need length, width, and height. — Students explain that volume is three-dimensional, so all three edges (length, width, height) are needed; two measurements only give area of one face.</w:t>
             </w:r>
           </w:p>
         </w:tc>
@@ -2353,7 +2079,7 @@
           <w:sz w:val="21"/>
           <w:szCs w:val="21"/>
         </w:rPr>
-        <w:t xml:space="preserve">My answer is ___.</w:t>
+        <w:t xml:space="preserve">My answer is ___ because ___.</w:t>
       </w:r>
       <w:r>
         <w:rPr>
@@ -2364,7 +2090,7 @@
           <w:szCs w:val="19"/>
         </w:rPr>
         <w:br/>
-        <w:t xml:space="preserve">Mi respuesta es ___.</w:t>
+        <w:t xml:space="preserve">Mi respuesta es ___ porque ___.</w:t>
       </w:r>
     </w:p>
     <w:tbl>
@@ -2504,7 +2230,7 @@
           <w:sz w:val="21"/>
           <w:szCs w:val="21"/>
         </w:rPr>
-        <w:t xml:space="preserve">I know because ___.</w:t>
+        <w:t xml:space="preserve">My evidence is ___, so ___.</w:t>
       </w:r>
       <w:r>
         <w:rPr>
@@ -2515,31 +2241,7 @@
           <w:szCs w:val="19"/>
         </w:rPr>
         <w:br/>
-        <w:t xml:space="preserve">Lo sé porque ___.</w:t>
-      </w:r>
-    </w:p>
-    <w:p>
-      <w:pPr>
-        <w:spacing w:after="60"/>
-      </w:pPr>
-      <w:r>
-        <w:rPr>
-          <w:color w:val="1A2733"/>
-          <w:sz w:val="21"/>
-          <w:szCs w:val="21"/>
-        </w:rPr>
-        <w:t xml:space="preserve">So ___.</w:t>
-      </w:r>
-      <w:r>
-        <w:rPr>
-          <w:i/>
-          <w:iCs/>
-          <w:color w:val="5F6F80"/>
-          <w:sz w:val="19"/>
-          <w:szCs w:val="19"/>
-        </w:rPr>
-        <w:br/>
-        <w:t xml:space="preserve">Entonces ___.</w:t>
+        <w:t xml:space="preserve">Mi evidencia es ___, entonces ___.</w:t>
       </w:r>
     </w:p>
     <w:tbl>
@@ -2645,78 +2347,6 @@
         <w:t xml:space="preserve">Escribe una afirmación, da evidencia matemática y explica tu razonamiento.</w:t>
       </w:r>
     </w:p>
-    <w:p>
-      <w:pPr>
-        <w:spacing w:after="60"/>
-      </w:pPr>
-      <w:r>
-        <w:rPr>
-          <w:color w:val="1A2733"/>
-          <w:sz w:val="21"/>
-          <w:szCs w:val="21"/>
-        </w:rPr>
-        <w:t xml:space="preserve">My claim is ___.</w:t>
-      </w:r>
-      <w:r>
-        <w:rPr>
-          <w:i/>
-          <w:iCs/>
-          <w:color w:val="5F6F80"/>
-          <w:sz w:val="19"/>
-          <w:szCs w:val="19"/>
-        </w:rPr>
-        <w:br/>
-        <w:t xml:space="preserve">Mi afirmación es ___.</w:t>
-      </w:r>
-    </w:p>
-    <w:p>
-      <w:pPr>
-        <w:spacing w:after="60"/>
-      </w:pPr>
-      <w:r>
-        <w:rPr>
-          <w:color w:val="1A2733"/>
-          <w:sz w:val="21"/>
-          <w:szCs w:val="21"/>
-        </w:rPr>
-        <w:t xml:space="preserve">My math evidence is ___.</w:t>
-      </w:r>
-      <w:r>
-        <w:rPr>
-          <w:i/>
-          <w:iCs/>
-          <w:color w:val="5F6F80"/>
-          <w:sz w:val="19"/>
-          <w:szCs w:val="19"/>
-        </w:rPr>
-        <w:br/>
-        <w:t xml:space="preserve">Mi evidencia matemática es ___.</w:t>
-      </w:r>
-    </w:p>
-    <w:p>
-      <w:pPr>
-        <w:spacing w:after="60"/>
-      </w:pPr>
-      <w:r>
-        <w:rPr>
-          <w:color w:val="1A2733"/>
-          <w:sz w:val="21"/>
-          <w:szCs w:val="21"/>
-        </w:rPr>
-        <w:t xml:space="preserve">This proves ___ because ___.</w:t>
-      </w:r>
-      <w:r>
-        <w:rPr>
-          <w:i/>
-          <w:iCs/>
-          <w:color w:val="5F6F80"/>
-          <w:sz w:val="19"/>
-          <w:szCs w:val="19"/>
-        </w:rPr>
-        <w:br/>
-        <w:t xml:space="preserve">Esto demuestra ___ porque ___.</w:t>
-      </w:r>
-    </w:p>
     <w:tbl>
       <w:tblPr>
         <w:tblW w:type="pct" w:w="100%"/>
@@ -2799,7 +2429,7 @@
           <w:sz w:val="24"/>
           <w:szCs w:val="24"/>
         </w:rPr>
-        <w:t xml:space="preserve">4. Check Your Explanation</w:t>
+        <w:t xml:space="preserve">Check Your Explanation</w:t>
       </w:r>
       <w:r>
         <w:rPr>
@@ -2809,7 +2439,7 @@
           <w:sz w:val="19"/>
           <w:szCs w:val="19"/>
         </w:rPr>
-        <w:t xml:space="preserve">   five quick checks</w:t>
+        <w:t xml:space="preserve">   three quick checks</w:t>
       </w:r>
     </w:p>
     <w:p>
@@ -2833,17 +2463,6 @@
         </w:rPr>
         <w:t xml:space="preserve">I answered the question.</w:t>
       </w:r>
-      <w:r>
-        <w:rPr>
-          <w:i/>
-          <w:iCs/>
-          <w:color w:val="5F6F80"/>
-          <w:sz w:val="18"/>
-          <w:szCs w:val="18"/>
-        </w:rPr>
-        <w:br/>
-        <w:t xml:space="preserve">Respondí la pregunta.</w:t>
-      </w:r>
     </w:p>
     <w:p>
       <w:pPr>
@@ -2864,18 +2483,7 @@
           <w:sz w:val="20"/>
           <w:szCs w:val="20"/>
         </w:rPr>
-        <w:t xml:space="preserve">I used math evidence: numbers, an equation, a model, or a comparison.</w:t>
-      </w:r>
-      <w:r>
-        <w:rPr>
-          <w:i/>
-          <w:iCs/>
-          <w:color w:val="5F6F80"/>
-          <w:sz w:val="18"/>
-          <w:szCs w:val="18"/>
-        </w:rPr>
-        <w:br/>
-        <w:t xml:space="preserve">Usé evidencia matemática: números, una ecuación, un modelo o una comparación.</w:t>
+        <w:t xml:space="preserve">I used math evidence: numbers, an equation, or a model.</w:t>
       </w:r>
     </w:p>
     <w:p>
@@ -2897,84 +2505,7 @@
           <w:sz w:val="20"/>
           <w:szCs w:val="20"/>
         </w:rPr>
-        <w:t xml:space="preserve">I explained how the evidence proves my answer.</w:t>
-      </w:r>
-      <w:r>
-        <w:rPr>
-          <w:i/>
-          <w:iCs/>
-          <w:color w:val="5F6F80"/>
-          <w:sz w:val="18"/>
-          <w:szCs w:val="18"/>
-        </w:rPr>
-        <w:br/>
-        <w:t xml:space="preserve">Expliqué cómo la evidencia demuestra mi respuesta.</w:t>
-      </w:r>
-    </w:p>
-    <w:p>
-      <w:pPr>
-        <w:spacing w:after="80"/>
-      </w:pPr>
-      <w:r>
-        <w:rPr>
-          <w:b/>
-          <w:bCs/>
-          <w:color w:val="1FA6A2"/>
-          <w:sz w:val="22"/>
-          <w:szCs w:val="22"/>
-        </w:rPr>
-        <w:t xml:space="preserve">☐  </w:t>
-      </w:r>
-      <w:r>
-        <w:rPr>
-          <w:sz w:val="20"/>
-          <w:szCs w:val="20"/>
-        </w:rPr>
         <w:t xml:space="preserve">I used at least two math words.</w:t>
-      </w:r>
-      <w:r>
-        <w:rPr>
-          <w:i/>
-          <w:iCs/>
-          <w:color w:val="5F6F80"/>
-          <w:sz w:val="18"/>
-          <w:szCs w:val="18"/>
-        </w:rPr>
-        <w:br/>
-        <w:t xml:space="preserve">Usé por lo menos dos palabras matemáticas.</w:t>
-      </w:r>
-    </w:p>
-    <w:p>
-      <w:pPr>
-        <w:spacing w:after="80"/>
-      </w:pPr>
-      <w:r>
-        <w:rPr>
-          <w:b/>
-          <w:bCs/>
-          <w:color w:val="1FA6A2"/>
-          <w:sz w:val="22"/>
-          <w:szCs w:val="22"/>
-        </w:rPr>
-        <w:t xml:space="preserve">☐  </w:t>
-      </w:r>
-      <w:r>
-        <w:rPr>
-          <w:sz w:val="20"/>
-          <w:szCs w:val="20"/>
-        </w:rPr>
-        <w:t xml:space="preserve">I reread complete sentences and punctuation.</w:t>
-      </w:r>
-      <w:r>
-        <w:rPr>
-          <w:i/>
-          <w:iCs/>
-          <w:color w:val="5F6F80"/>
-          <w:sz w:val="18"/>
-          <w:szCs w:val="18"/>
-        </w:rPr>
-        <w:br/>
-        <w:t xml:space="preserve">Volví a leer mis oraciones completas y la puntuación.</w:t>
       </w:r>
     </w:p>
     <w:p>
@@ -5771,7 +5302,7 @@
           <w:sz w:val="20"/>
           <w:szCs w:val="20"/>
         </w:rPr>
-        <w:t xml:space="preserve">☐  I answered the question.</w:t>
+        <w:t xml:space="preserve">☐  The answer to the math question is correct.</w:t>
       </w:r>
     </w:p>
     <w:p>
@@ -5783,7 +5314,7 @@
           <w:sz w:val="20"/>
           <w:szCs w:val="20"/>
         </w:rPr>
-        <w:t xml:space="preserve">☐  I used math evidence: numbers, an equation, a model, or a comparison.</w:t>
+        <w:t xml:space="preserve">☐  The evidence is real lesson mathematics (numbers, equation, or model), not restated claim.</w:t>
       </w:r>
     </w:p>
     <w:p>
@@ -5795,31 +5326,7 @@
           <w:sz w:val="20"/>
           <w:szCs w:val="20"/>
         </w:rPr>
-        <w:t xml:space="preserve">☐  I explained how the evidence proves my answer.</w:t>
-      </w:r>
-    </w:p>
-    <w:p>
-      <w:pPr>
-        <w:spacing w:after="80"/>
-      </w:pPr>
-      <w:r>
-        <w:rPr>
-          <w:sz w:val="20"/>
-          <w:szCs w:val="20"/>
-        </w:rPr>
-        <w:t xml:space="preserve">☐  I used at least two math words.</w:t>
-      </w:r>
-    </w:p>
-    <w:p>
-      <w:pPr>
-        <w:spacing w:after="80"/>
-      </w:pPr>
-      <w:r>
-        <w:rPr>
-          <w:sz w:val="20"/>
-          <w:szCs w:val="20"/>
-        </w:rPr>
-        <w:t xml:space="preserve">☐  I reread complete sentences and punctuation.</w:t>
+        <w:t xml:space="preserve">☐  The support level changed the language scaffolding, never the mathematical expectation.</w:t>
       </w:r>
     </w:p>
     <w:sectPr>
